--- a/hin/docx/19.content.docx
+++ b/hin/docx/19.content.docx
@@ -19,7 +19,7 @@
         <w:rPr>
           <w:lang w:val="hi_IN" w:bidi="hi_IN"/>
         </w:rPr>
-        <w:t>Resource: अध्ययन नोट्स - पुस्तक परिचय (टिंडेल)</w:t>
+        <w:t>Resource: Tyndale Open Study Notes</w:t>
       </w:r>
       <w:r>
         <w:rPr>
@@ -112,7 +112,7 @@
         <w:rPr>
           <w:lang w:val="hi_IN" w:bidi="hi_IN"/>
         </w:rPr>
-        <w:t>अध्ययन नोट्स - पुस्तक परिचय (टिंडेल)</w:t>
+        <w:t>Tyndale Open Study Notes</w:t>
       </w:r>
     </w:p>
     <w:p>

--- a/hin/docx/19.content.docx
+++ b/hin/docx/19.content.docx
@@ -19,7 +19,7 @@
         <w:rPr>
           <w:lang w:val="hi_IN" w:bidi="hi_IN"/>
         </w:rPr>
-        <w:t>Resource: Tyndale Open Study Notes</w:t>
+        <w:t>Resource: Aquifer Open Study Notes (Book Intros)</w:t>
       </w:r>
       <w:r>
         <w:rPr>
@@ -112,7 +112,7 @@
         <w:rPr>
           <w:lang w:val="hi_IN" w:bidi="hi_IN"/>
         </w:rPr>
-        <w:t>Tyndale Open Study Notes</w:t>
+        <w:t>Aquifer Open Study Notes (Book Intros)</w:t>
       </w:r>
     </w:p>
     <w:p>

--- a/hin/docx/19.content.docx
+++ b/hin/docx/19.content.docx
@@ -258,18 +258,12 @@
         </w:rPr>
         <w:t xml:space="preserve">भजन संहिता, सभी पवित्रशास्त्र की तरह, परमेश्वर द्वारा प्रेरित और दिए गए हैं (देखें </w:t>
       </w:r>
-      <w:hyperlink r:id="rId13">
-        <w:r>
-          <w:rPr>
-            <w:lang w:val="hi_IN" w:bidi="hi_IN"/>
-          </w:rPr>
-          <w:rPr>
-            <w:color w:val="0000EE"/>
-            <w:u w:val="single"/>
-          </w:rPr>
-          <w:t>2 तिमु 3:16</w:t>
-        </w:r>
-      </w:hyperlink>
+      <w:r>
+        <w:rPr>
+          <w:lang w:val="hi_IN" w:bidi="hi_IN"/>
+        </w:rPr>
+        <w:t>2 तिमु 3:16</w:t>
+      </w:r>
       <w:r>
         <w:rPr>
           <w:lang w:val="hi_IN" w:bidi="hi_IN"/>
@@ -290,36 +284,24 @@
         </w:rPr>
         <w:t xml:space="preserve">पहले दो भजन संपूर्ण भजन संहिता (भजन संहिता की पुस्तक) के परिचय के रूप में काम करते हैं। </w:t>
       </w:r>
-      <w:hyperlink r:id="rId14">
-        <w:r>
-          <w:rPr>
-            <w:lang w:val="hi_IN" w:bidi="hi_IN"/>
-          </w:rPr>
-          <w:rPr>
-            <w:color w:val="0000EE"/>
-            <w:u w:val="single"/>
-          </w:rPr>
-          <w:t>भजन संहिता 1</w:t>
-        </w:r>
-      </w:hyperlink>
+      <w:r>
+        <w:rPr>
+          <w:lang w:val="hi_IN" w:bidi="hi_IN"/>
+        </w:rPr>
+        <w:t>भजन संहिता 1</w:t>
+      </w:r>
       <w:r>
         <w:rPr>
           <w:lang w:val="hi_IN" w:bidi="hi_IN"/>
         </w:rPr>
         <w:t xml:space="preserve"> एक ऐसे धर्मी व्यक्ति का वर्णन करता है जो परमेश्वर में प्रसन्न रहता है, ईश्वरीय निर्देश के अनुसार जीवन जीता है, और दुष्टों से प्रभावित नहीं होता। </w:t>
       </w:r>
-      <w:hyperlink r:id="rId14">
-        <w:r>
-          <w:rPr>
-            <w:lang w:val="hi_IN" w:bidi="hi_IN"/>
-          </w:rPr>
-          <w:rPr>
-            <w:color w:val="0000EE"/>
-            <w:u w:val="single"/>
-          </w:rPr>
-          <w:t>भजन संहिता 1</w:t>
-        </w:r>
-      </w:hyperlink>
+      <w:r>
+        <w:rPr>
+          <w:lang w:val="hi_IN" w:bidi="hi_IN"/>
+        </w:rPr>
+        <w:t>भजन संहिता 1</w:t>
+      </w:r>
       <w:r>
         <w:rPr>
           <w:lang w:val="hi_IN" w:bidi="hi_IN"/>
@@ -334,36 +316,24 @@
           <w:lang w:val="hi_IN" w:bidi="hi_IN"/>
         </w:rPr>
       </w:r>
-      <w:hyperlink r:id="rId15">
-        <w:r>
-          <w:rPr>
-            <w:lang w:val="hi_IN" w:bidi="hi_IN"/>
-          </w:rPr>
-          <w:rPr>
-            <w:color w:val="0000EE"/>
-            <w:u w:val="single"/>
-          </w:rPr>
-          <w:t>भजन संहिता 2</w:t>
-        </w:r>
-      </w:hyperlink>
+      <w:r>
+        <w:rPr>
+          <w:lang w:val="hi_IN" w:bidi="hi_IN"/>
+        </w:rPr>
+        <w:t>भजन संहिता 2</w:t>
+      </w:r>
       <w:r>
         <w:rPr>
           <w:lang w:val="hi_IN" w:bidi="hi_IN"/>
         </w:rPr>
         <w:t xml:space="preserve"> यह दर्शाता है कि कैसे जातियां और दुष्ट लोग परमेश्वर के शासन के खिलाफ़ विद्रोह कर रहे हैं। परमेश्वर विद्रोहियों का न्याय करता है और धर्मी लोगों की रक्षा करता है। </w:t>
       </w:r>
-      <w:hyperlink r:id="rId15">
-        <w:r>
-          <w:rPr>
-            <w:lang w:val="hi_IN" w:bidi="hi_IN"/>
-          </w:rPr>
-          <w:rPr>
-            <w:color w:val="0000EE"/>
-            <w:u w:val="single"/>
-          </w:rPr>
-          <w:t>भजन संहिता 2</w:t>
-        </w:r>
-      </w:hyperlink>
+      <w:r>
+        <w:rPr>
+          <w:lang w:val="hi_IN" w:bidi="hi_IN"/>
+        </w:rPr>
+        <w:t>भजन संहिता 2</w:t>
+      </w:r>
       <w:r>
         <w:rPr>
           <w:lang w:val="hi_IN" w:bidi="hi_IN"/>
@@ -431,72 +401,48 @@
         </w:rPr>
         <w:t xml:space="preserve">संपादकों ने </w:t>
       </w:r>
-      <w:hyperlink r:id="rId14">
-        <w:r>
-          <w:rPr>
-            <w:lang w:val="hi_IN" w:bidi="hi_IN"/>
-          </w:rPr>
-          <w:rPr>
-            <w:color w:val="0000EE"/>
-            <w:u w:val="single"/>
-          </w:rPr>
-          <w:t>भजन संहिता 1</w:t>
-        </w:r>
-      </w:hyperlink>
+      <w:r>
+        <w:rPr>
+          <w:lang w:val="hi_IN" w:bidi="hi_IN"/>
+        </w:rPr>
+        <w:t>भजन संहिता 1</w:t>
+      </w:r>
       <w:r>
         <w:rPr>
           <w:lang w:val="hi_IN" w:bidi="hi_IN"/>
         </w:rPr>
         <w:t xml:space="preserve"> और </w:t>
       </w:r>
-      <w:hyperlink r:id="rId15">
-        <w:r>
-          <w:rPr>
-            <w:lang w:val="hi_IN" w:bidi="hi_IN"/>
-          </w:rPr>
-          <w:rPr>
-            <w:color w:val="0000EE"/>
-            <w:u w:val="single"/>
-          </w:rPr>
-          <w:t>2</w:t>
-        </w:r>
-      </w:hyperlink>
+      <w:r>
+        <w:rPr>
+          <w:lang w:val="hi_IN" w:bidi="hi_IN"/>
+        </w:rPr>
+        <w:t>2</w:t>
+      </w:r>
       <w:r>
         <w:rPr>
           <w:lang w:val="hi_IN" w:bidi="hi_IN"/>
         </w:rPr>
         <w:t xml:space="preserve"> को पूरी भजन संहिता पुस्तक की प्रस्तावना के रूप में रखा है। दोनों भजन आदर्श चित्र प्रस्तुत करती हैं: </w:t>
       </w:r>
-      <w:hyperlink r:id="rId14">
-        <w:r>
-          <w:rPr>
-            <w:lang w:val="hi_IN" w:bidi="hi_IN"/>
-          </w:rPr>
-          <w:rPr>
-            <w:color w:val="0000EE"/>
-            <w:u w:val="single"/>
-          </w:rPr>
-          <w:t>भजन संहिता 1</w:t>
-        </w:r>
-      </w:hyperlink>
+      <w:r>
+        <w:rPr>
+          <w:lang w:val="hi_IN" w:bidi="hi_IN"/>
+        </w:rPr>
+        <w:t>भजन संहिता 1</w:t>
+      </w:r>
       <w:r>
         <w:rPr>
           <w:lang w:val="hi_IN" w:bidi="hi_IN"/>
         </w:rPr>
         <w:t xml:space="preserve"> एक आदर्श धार्मिक व्यक्ति को दर्शाता है जो परमेश्वर के निर्देशों के अनुसार जीवन जीता है। </w:t>
       </w:r>
-      <w:hyperlink r:id="rId15">
-        <w:r>
-          <w:rPr>
-            <w:lang w:val="hi_IN" w:bidi="hi_IN"/>
-          </w:rPr>
-          <w:rPr>
-            <w:color w:val="0000EE"/>
-            <w:u w:val="single"/>
-          </w:rPr>
-          <w:t>भजन संहिता 2</w:t>
-        </w:r>
-      </w:hyperlink>
+      <w:r>
+        <w:rPr>
+          <w:lang w:val="hi_IN" w:bidi="hi_IN"/>
+        </w:rPr>
+        <w:t>भजन संहिता 2</w:t>
+      </w:r>
       <w:r>
         <w:rPr>
           <w:lang w:val="hi_IN" w:bidi="hi_IN"/>
@@ -521,162 +467,108 @@
         </w:rPr>
         <w:t>अलग-अलग भजनों को समूहों में संग्रहित किया गया था। संपादकों ने भजनों के इन समूहों को पाँच संग्रहों में व्यवस्थित किया: पुस्तक एक (</w:t>
       </w:r>
-      <w:hyperlink r:id="rId16">
-        <w:r>
-          <w:rPr>
-            <w:lang w:val="hi_IN" w:bidi="hi_IN"/>
-          </w:rPr>
-          <w:rPr>
-            <w:color w:val="0000EE"/>
-            <w:u w:val="single"/>
-          </w:rPr>
-          <w:t>भज 1–41</w:t>
-        </w:r>
-      </w:hyperlink>
+      <w:r>
+        <w:rPr>
+          <w:lang w:val="hi_IN" w:bidi="hi_IN"/>
+        </w:rPr>
+        <w:t>भज 1–41</w:t>
+      </w:r>
       <w:r>
         <w:rPr>
           <w:lang w:val="hi_IN" w:bidi="hi_IN"/>
         </w:rPr>
         <w:t xml:space="preserve">, </w:t>
       </w:r>
-      <w:hyperlink r:id="rId17">
-        <w:r>
-          <w:rPr>
-            <w:lang w:val="hi_IN" w:bidi="hi_IN"/>
-          </w:rPr>
-          <w:rPr>
-            <w:color w:val="0000EE"/>
-            <w:u w:val="single"/>
-          </w:rPr>
-          <w:t>41:13</w:t>
-        </w:r>
-      </w:hyperlink>
+      <w:r>
+        <w:rPr>
+          <w:lang w:val="hi_IN" w:bidi="hi_IN"/>
+        </w:rPr>
+        <w:t>41:13</w:t>
+      </w:r>
       <w:r>
         <w:rPr>
           <w:lang w:val="hi_IN" w:bidi="hi_IN"/>
         </w:rPr>
         <w:t xml:space="preserve"> में एक स्तुतिगान के साथ), पुस्तक दो (</w:t>
       </w:r>
-      <w:hyperlink r:id="rId18">
-        <w:r>
-          <w:rPr>
-            <w:lang w:val="hi_IN" w:bidi="hi_IN"/>
-          </w:rPr>
-          <w:rPr>
-            <w:color w:val="0000EE"/>
-            <w:u w:val="single"/>
-          </w:rPr>
-          <w:t>भज 42–72</w:t>
-        </w:r>
-      </w:hyperlink>
+      <w:r>
+        <w:rPr>
+          <w:lang w:val="hi_IN" w:bidi="hi_IN"/>
+        </w:rPr>
+        <w:t>भज 42–72</w:t>
+      </w:r>
       <w:r>
         <w:rPr>
           <w:lang w:val="hi_IN" w:bidi="hi_IN"/>
         </w:rPr>
         <w:t xml:space="preserve">, </w:t>
       </w:r>
-      <w:hyperlink r:id="rId19">
-        <w:r>
-          <w:rPr>
-            <w:lang w:val="hi_IN" w:bidi="hi_IN"/>
-          </w:rPr>
-          <w:rPr>
-            <w:color w:val="0000EE"/>
-            <w:u w:val="single"/>
-          </w:rPr>
-          <w:t>72:19</w:t>
-        </w:r>
-      </w:hyperlink>
+      <w:r>
+        <w:rPr>
+          <w:lang w:val="hi_IN" w:bidi="hi_IN"/>
+        </w:rPr>
+        <w:t>72:19</w:t>
+      </w:r>
       <w:r>
         <w:rPr>
           <w:lang w:val="hi_IN" w:bidi="hi_IN"/>
         </w:rPr>
         <w:t xml:space="preserve"> में एक स्तुतिगान के साथ), पुस्तक तीन (</w:t>
       </w:r>
-      <w:hyperlink r:id="rId20">
-        <w:r>
-          <w:rPr>
-            <w:lang w:val="hi_IN" w:bidi="hi_IN"/>
-          </w:rPr>
-          <w:rPr>
-            <w:color w:val="0000EE"/>
-            <w:u w:val="single"/>
-          </w:rPr>
-          <w:t>भज 73–89</w:t>
-        </w:r>
-      </w:hyperlink>
+      <w:r>
+        <w:rPr>
+          <w:lang w:val="hi_IN" w:bidi="hi_IN"/>
+        </w:rPr>
+        <w:t>भज 73–89</w:t>
+      </w:r>
       <w:r>
         <w:rPr>
           <w:lang w:val="hi_IN" w:bidi="hi_IN"/>
         </w:rPr>
         <w:t xml:space="preserve">, </w:t>
       </w:r>
-      <w:hyperlink r:id="rId21">
-        <w:r>
-          <w:rPr>
-            <w:lang w:val="hi_IN" w:bidi="hi_IN"/>
-          </w:rPr>
-          <w:rPr>
-            <w:color w:val="0000EE"/>
-            <w:u w:val="single"/>
-          </w:rPr>
-          <w:t>89:52</w:t>
-        </w:r>
-      </w:hyperlink>
+      <w:r>
+        <w:rPr>
+          <w:lang w:val="hi_IN" w:bidi="hi_IN"/>
+        </w:rPr>
+        <w:t>89:52</w:t>
+      </w:r>
       <w:r>
         <w:rPr>
           <w:lang w:val="hi_IN" w:bidi="hi_IN"/>
         </w:rPr>
         <w:t xml:space="preserve"> में एक स्तुतिगान के साथ), पुस्तक चार (</w:t>
       </w:r>
-      <w:hyperlink r:id="rId22">
-        <w:r>
-          <w:rPr>
-            <w:lang w:val="hi_IN" w:bidi="hi_IN"/>
-          </w:rPr>
-          <w:rPr>
-            <w:color w:val="0000EE"/>
-            <w:u w:val="single"/>
-          </w:rPr>
-          <w:t>भज 90–106</w:t>
-        </w:r>
-      </w:hyperlink>
+      <w:r>
+        <w:rPr>
+          <w:lang w:val="hi_IN" w:bidi="hi_IN"/>
+        </w:rPr>
+        <w:t>भज 90–106</w:t>
+      </w:r>
       <w:r>
         <w:rPr>
           <w:lang w:val="hi_IN" w:bidi="hi_IN"/>
         </w:rPr>
         <w:t xml:space="preserve">, </w:t>
       </w:r>
-      <w:hyperlink r:id="rId23">
-        <w:r>
-          <w:rPr>
-            <w:lang w:val="hi_IN" w:bidi="hi_IN"/>
-          </w:rPr>
-          <w:rPr>
-            <w:color w:val="0000EE"/>
-            <w:u w:val="single"/>
-          </w:rPr>
-          <w:t>106:48</w:t>
-        </w:r>
-      </w:hyperlink>
+      <w:r>
+        <w:rPr>
+          <w:lang w:val="hi_IN" w:bidi="hi_IN"/>
+        </w:rPr>
+        <w:t>106:48</w:t>
+      </w:r>
       <w:r>
         <w:rPr>
           <w:lang w:val="hi_IN" w:bidi="hi_IN"/>
         </w:rPr>
         <w:t xml:space="preserve"> में एक स्तुतिगान के साथ), और पुस्तक पांच (</w:t>
       </w:r>
-      <w:hyperlink r:id="rId24">
-        <w:r>
-          <w:rPr>
-            <w:lang w:val="hi_IN" w:bidi="hi_IN"/>
-          </w:rPr>
-          <w:rPr>
-            <w:color w:val="0000EE"/>
-            <w:u w:val="single"/>
-          </w:rPr>
-          <w:t>भज 107–150</w:t>
-        </w:r>
-      </w:hyperlink>
+      <w:r>
+        <w:rPr>
+          <w:lang w:val="hi_IN" w:bidi="hi_IN"/>
+        </w:rPr>
+        <w:t>भज 107–150</w:t>
+      </w:r>
       <w:r>
         <w:rPr>
           <w:lang w:val="hi_IN" w:bidi="hi_IN"/>
@@ -701,162 +593,108 @@
         </w:rPr>
         <w:t>पुस्तक एक (</w:t>
       </w:r>
-      <w:hyperlink r:id="rId16">
-        <w:r>
-          <w:rPr>
-            <w:lang w:val="hi_IN" w:bidi="hi_IN"/>
-          </w:rPr>
-          <w:rPr>
-            <w:color w:val="0000EE"/>
-            <w:u w:val="single"/>
-          </w:rPr>
-          <w:t>भज 1–41</w:t>
-        </w:r>
-      </w:hyperlink>
+      <w:r>
+        <w:rPr>
+          <w:lang w:val="hi_IN" w:bidi="hi_IN"/>
+        </w:rPr>
+        <w:t>भज 1–41</w:t>
+      </w:r>
       <w:r>
         <w:rPr>
           <w:lang w:val="hi_IN" w:bidi="hi_IN"/>
         </w:rPr>
         <w:t>) और दो (</w:t>
       </w:r>
-      <w:hyperlink r:id="rId18">
-        <w:r>
-          <w:rPr>
-            <w:lang w:val="hi_IN" w:bidi="hi_IN"/>
-          </w:rPr>
-          <w:rPr>
-            <w:color w:val="0000EE"/>
-            <w:u w:val="single"/>
-          </w:rPr>
-          <w:t>भज 42–72</w:t>
-        </w:r>
-      </w:hyperlink>
+      <w:r>
+        <w:rPr>
+          <w:lang w:val="hi_IN" w:bidi="hi_IN"/>
+        </w:rPr>
+        <w:t>भज 42–72</w:t>
+      </w:r>
       <w:r>
         <w:rPr>
           <w:lang w:val="hi_IN" w:bidi="hi_IN"/>
         </w:rPr>
         <w:t>) संग्रह के पहले चरण का निर्माण करती हैं। पुस्तक एक (</w:t>
       </w:r>
-      <w:hyperlink r:id="rId25">
-        <w:r>
-          <w:rPr>
-            <w:lang w:val="hi_IN" w:bidi="hi_IN"/>
-          </w:rPr>
-          <w:rPr>
-            <w:color w:val="0000EE"/>
-            <w:u w:val="single"/>
-          </w:rPr>
-          <w:t>भज 3–32</w:t>
-        </w:r>
-      </w:hyperlink>
+      <w:r>
+        <w:rPr>
+          <w:lang w:val="hi_IN" w:bidi="hi_IN"/>
+        </w:rPr>
+        <w:t>भज 3–32</w:t>
+      </w:r>
       <w:r>
         <w:rPr>
           <w:lang w:val="hi_IN" w:bidi="hi_IN"/>
         </w:rPr>
         <w:t xml:space="preserve">; </w:t>
       </w:r>
-      <w:hyperlink r:id="rId26">
-        <w:r>
-          <w:rPr>
-            <w:lang w:val="hi_IN" w:bidi="hi_IN"/>
-          </w:rPr>
-          <w:rPr>
-            <w:color w:val="0000EE"/>
-            <w:u w:val="single"/>
-          </w:rPr>
-          <w:t>34–41</w:t>
-        </w:r>
-      </w:hyperlink>
+      <w:r>
+        <w:rPr>
+          <w:lang w:val="hi_IN" w:bidi="hi_IN"/>
+        </w:rPr>
+        <w:t>34–41</w:t>
+      </w:r>
       <w:r>
         <w:rPr>
           <w:lang w:val="hi_IN" w:bidi="hi_IN"/>
         </w:rPr>
         <w:t xml:space="preserve">) में दाऊद से पुस्तक दो में विभिन्न लेखकों (कोरह के वंशज, </w:t>
       </w:r>
-      <w:hyperlink r:id="rId27">
-        <w:r>
-          <w:rPr>
-            <w:lang w:val="hi_IN" w:bidi="hi_IN"/>
-          </w:rPr>
-          <w:rPr>
-            <w:color w:val="0000EE"/>
-            <w:u w:val="single"/>
-          </w:rPr>
-          <w:t>भज 42–49</w:t>
-        </w:r>
-      </w:hyperlink>
+      <w:r>
+        <w:rPr>
+          <w:lang w:val="hi_IN" w:bidi="hi_IN"/>
+        </w:rPr>
+        <w:t>भज 42–49</w:t>
+      </w:r>
       <w:r>
         <w:rPr>
           <w:lang w:val="hi_IN" w:bidi="hi_IN"/>
         </w:rPr>
         <w:t xml:space="preserve">; आसाप, </w:t>
       </w:r>
-      <w:hyperlink r:id="rId28">
-        <w:r>
-          <w:rPr>
-            <w:lang w:val="hi_IN" w:bidi="hi_IN"/>
-          </w:rPr>
-          <w:rPr>
-            <w:color w:val="0000EE"/>
-            <w:u w:val="single"/>
-          </w:rPr>
-          <w:t>भज 50</w:t>
-        </w:r>
-      </w:hyperlink>
+      <w:r>
+        <w:rPr>
+          <w:lang w:val="hi_IN" w:bidi="hi_IN"/>
+        </w:rPr>
+        <w:t>भज 50</w:t>
+      </w:r>
       <w:r>
         <w:rPr>
           <w:lang w:val="hi_IN" w:bidi="hi_IN"/>
         </w:rPr>
         <w:t xml:space="preserve">; दाऊद, </w:t>
       </w:r>
-      <w:hyperlink r:id="rId29">
-        <w:r>
-          <w:rPr>
-            <w:lang w:val="hi_IN" w:bidi="hi_IN"/>
-          </w:rPr>
-          <w:rPr>
-            <w:color w:val="0000EE"/>
-            <w:u w:val="single"/>
-          </w:rPr>
-          <w:t>भज 51–65</w:t>
-        </w:r>
-      </w:hyperlink>
+      <w:r>
+        <w:rPr>
+          <w:lang w:val="hi_IN" w:bidi="hi_IN"/>
+        </w:rPr>
+        <w:t>भज 51–65</w:t>
+      </w:r>
       <w:r>
         <w:rPr>
           <w:lang w:val="hi_IN" w:bidi="hi_IN"/>
         </w:rPr>
         <w:t xml:space="preserve">; </w:t>
       </w:r>
-      <w:hyperlink r:id="rId30">
-        <w:r>
-          <w:rPr>
-            <w:lang w:val="hi_IN" w:bidi="hi_IN"/>
-          </w:rPr>
-          <w:rPr>
-            <w:color w:val="0000EE"/>
-            <w:u w:val="single"/>
-          </w:rPr>
-          <w:t>68–70</w:t>
-        </w:r>
-      </w:hyperlink>
+      <w:r>
+        <w:rPr>
+          <w:lang w:val="hi_IN" w:bidi="hi_IN"/>
+        </w:rPr>
+        <w:t>68–70</w:t>
+      </w:r>
       <w:r>
         <w:rPr>
           <w:lang w:val="hi_IN" w:bidi="hi_IN"/>
         </w:rPr>
         <w:t xml:space="preserve">; सुलैमान, </w:t>
       </w:r>
-      <w:hyperlink r:id="rId31">
-        <w:r>
-          <w:rPr>
-            <w:lang w:val="hi_IN" w:bidi="hi_IN"/>
-          </w:rPr>
-          <w:rPr>
-            <w:color w:val="0000EE"/>
-            <w:u w:val="single"/>
-          </w:rPr>
-          <w:t>भज 72</w:t>
-        </w:r>
-      </w:hyperlink>
+      <w:r>
+        <w:rPr>
+          <w:lang w:val="hi_IN" w:bidi="hi_IN"/>
+        </w:rPr>
+        <w:t>भज 72</w:t>
+      </w:r>
       <w:r>
         <w:rPr>
           <w:lang w:val="hi_IN" w:bidi="hi_IN"/>
@@ -875,18 +713,12 @@
         </w:rPr>
         <w:t>" (</w:t>
       </w:r>
-      <w:hyperlink r:id="rId32">
-        <w:r>
-          <w:rPr>
-            <w:lang w:val="hi_IN" w:bidi="hi_IN"/>
-          </w:rPr>
-          <w:rPr>
-            <w:color w:val="0000EE"/>
-            <w:u w:val="single"/>
-          </w:rPr>
-          <w:t>72:20</w:t>
-        </w:r>
-      </w:hyperlink>
+      <w:r>
+        <w:rPr>
+          <w:lang w:val="hi_IN" w:bidi="hi_IN"/>
+        </w:rPr>
+        <w:t>72:20</w:t>
+      </w:r>
       <w:r>
         <w:rPr>
           <w:lang w:val="hi_IN" w:bidi="hi_IN"/>
@@ -911,18 +743,12 @@
         </w:rPr>
         <w:t>पुस्तक तीन (</w:t>
       </w:r>
-      <w:hyperlink r:id="rId20">
-        <w:r>
-          <w:rPr>
-            <w:lang w:val="hi_IN" w:bidi="hi_IN"/>
-          </w:rPr>
-          <w:rPr>
-            <w:color w:val="0000EE"/>
-            <w:u w:val="single"/>
-          </w:rPr>
-          <w:t>भज 73–89</w:t>
-        </w:r>
-      </w:hyperlink>
+      <w:r>
+        <w:rPr>
+          <w:lang w:val="hi_IN" w:bidi="hi_IN"/>
+        </w:rPr>
+        <w:t>भज 73–89</w:t>
+      </w:r>
       <w:r>
         <w:rPr>
           <w:lang w:val="hi_IN" w:bidi="hi_IN"/>
@@ -942,144 +768,96 @@
         </w:rPr>
         <w:t xml:space="preserve"> नाम की प्राथमिकता (</w:t>
       </w:r>
-      <w:hyperlink r:id="rId33">
-        <w:r>
-          <w:rPr>
-            <w:lang w:val="hi_IN" w:bidi="hi_IN"/>
-          </w:rPr>
-          <w:rPr>
-            <w:color w:val="0000EE"/>
-            <w:u w:val="single"/>
-          </w:rPr>
-          <w:t>भज 42–83</w:t>
-        </w:r>
-      </w:hyperlink>
+      <w:r>
+        <w:rPr>
+          <w:lang w:val="hi_IN" w:bidi="hi_IN"/>
+        </w:rPr>
+        <w:t>भज 42–83</w:t>
+      </w:r>
       <w:r>
         <w:rPr>
           <w:lang w:val="hi_IN" w:bidi="hi_IN"/>
         </w:rPr>
         <w:t xml:space="preserve">) और इसके लेखकों की विविधता (आसाप, </w:t>
       </w:r>
-      <w:hyperlink r:id="rId34">
-        <w:r>
-          <w:rPr>
-            <w:lang w:val="hi_IN" w:bidi="hi_IN"/>
-          </w:rPr>
-          <w:rPr>
-            <w:color w:val="0000EE"/>
-            <w:u w:val="single"/>
-          </w:rPr>
-          <w:t>भज 73–83</w:t>
-        </w:r>
-      </w:hyperlink>
+      <w:r>
+        <w:rPr>
+          <w:lang w:val="hi_IN" w:bidi="hi_IN"/>
+        </w:rPr>
+        <w:t>भज 73–83</w:t>
+      </w:r>
       <w:r>
         <w:rPr>
           <w:lang w:val="hi_IN" w:bidi="hi_IN"/>
         </w:rPr>
         <w:t xml:space="preserve">; कोरह के वंशज, </w:t>
       </w:r>
-      <w:hyperlink r:id="rId35">
-        <w:r>
-          <w:rPr>
-            <w:lang w:val="hi_IN" w:bidi="hi_IN"/>
-          </w:rPr>
-          <w:rPr>
-            <w:color w:val="0000EE"/>
-            <w:u w:val="single"/>
-          </w:rPr>
-          <w:t>भज 84–85</w:t>
-        </w:r>
-      </w:hyperlink>
+      <w:r>
+        <w:rPr>
+          <w:lang w:val="hi_IN" w:bidi="hi_IN"/>
+        </w:rPr>
+        <w:t>भज 84–85</w:t>
+      </w:r>
       <w:r>
         <w:rPr>
           <w:lang w:val="hi_IN" w:bidi="hi_IN"/>
         </w:rPr>
         <w:t xml:space="preserve">; </w:t>
       </w:r>
-      <w:hyperlink r:id="rId36">
-        <w:r>
-          <w:rPr>
-            <w:lang w:val="hi_IN" w:bidi="hi_IN"/>
-          </w:rPr>
-          <w:rPr>
-            <w:color w:val="0000EE"/>
-            <w:u w:val="single"/>
-          </w:rPr>
-          <w:t>87–88</w:t>
-        </w:r>
-      </w:hyperlink>
+      <w:r>
+        <w:rPr>
+          <w:lang w:val="hi_IN" w:bidi="hi_IN"/>
+        </w:rPr>
+        <w:t>87–88</w:t>
+      </w:r>
       <w:r>
         <w:rPr>
           <w:lang w:val="hi_IN" w:bidi="hi_IN"/>
         </w:rPr>
         <w:t xml:space="preserve">; दाऊद, </w:t>
       </w:r>
-      <w:hyperlink r:id="rId37">
-        <w:r>
-          <w:rPr>
-            <w:lang w:val="hi_IN" w:bidi="hi_IN"/>
-          </w:rPr>
-          <w:rPr>
-            <w:color w:val="0000EE"/>
-            <w:u w:val="single"/>
-          </w:rPr>
-          <w:t>भज 86</w:t>
-        </w:r>
-      </w:hyperlink>
+      <w:r>
+        <w:rPr>
+          <w:lang w:val="hi_IN" w:bidi="hi_IN"/>
+        </w:rPr>
+        <w:t>भज 86</w:t>
+      </w:r>
       <w:r>
         <w:rPr>
           <w:lang w:val="hi_IN" w:bidi="hi_IN"/>
         </w:rPr>
         <w:t xml:space="preserve">) को साझा करती है। </w:t>
       </w:r>
-      <w:hyperlink r:id="rId38">
-        <w:r>
-          <w:rPr>
-            <w:lang w:val="hi_IN" w:bidi="hi_IN"/>
-          </w:rPr>
-          <w:rPr>
-            <w:color w:val="0000EE"/>
-            <w:u w:val="single"/>
-          </w:rPr>
-          <w:t>भजन संहिता 73</w:t>
-        </w:r>
-      </w:hyperlink>
+      <w:r>
+        <w:rPr>
+          <w:lang w:val="hi_IN" w:bidi="hi_IN"/>
+        </w:rPr>
+        <w:t>भजन संहिता 73</w:t>
+      </w:r>
       <w:r>
         <w:rPr>
           <w:lang w:val="hi_IN" w:bidi="hi_IN"/>
         </w:rPr>
         <w:t>, जो पुस्तक तीन को खोलता है, परमेश्वर के न्याय और सामर्थ्य पर प्रश्न उठाता है, इस प्रकार पुस्तक दो (</w:t>
       </w:r>
-      <w:hyperlink r:id="rId31">
-        <w:r>
-          <w:rPr>
-            <w:lang w:val="hi_IN" w:bidi="hi_IN"/>
-          </w:rPr>
-          <w:rPr>
-            <w:color w:val="0000EE"/>
-            <w:u w:val="single"/>
-          </w:rPr>
-          <w:t>भज 72</w:t>
-        </w:r>
-      </w:hyperlink>
+      <w:r>
+        <w:rPr>
+          <w:lang w:val="hi_IN" w:bidi="hi_IN"/>
+        </w:rPr>
+        <w:t>भज 72</w:t>
+      </w:r>
       <w:r>
         <w:rPr>
           <w:lang w:val="hi_IN" w:bidi="hi_IN"/>
         </w:rPr>
         <w:t xml:space="preserve">) के अंतिम भजन में उल्लिखित मसीहाई राज्य के शानदार दर्शन पर संदेह करता है। यह प्रश्न पुस्तक तीन के अंत में </w:t>
       </w:r>
-      <w:hyperlink r:id="rId39">
-        <w:r>
-          <w:rPr>
-            <w:lang w:val="hi_IN" w:bidi="hi_IN"/>
-          </w:rPr>
-          <w:rPr>
-            <w:color w:val="0000EE"/>
-            <w:u w:val="single"/>
-          </w:rPr>
-          <w:t>भजन 89</w:t>
-        </w:r>
-      </w:hyperlink>
+      <w:r>
+        <w:rPr>
+          <w:lang w:val="hi_IN" w:bidi="hi_IN"/>
+        </w:rPr>
+        <w:t>भजन 89</w:t>
+      </w:r>
       <w:r>
         <w:rPr>
           <w:lang w:val="hi_IN" w:bidi="hi_IN"/>
@@ -1104,144 +882,96 @@
         </w:rPr>
         <w:t>पुस्तक चार के भजन (</w:t>
       </w:r>
-      <w:hyperlink r:id="rId22">
-        <w:r>
-          <w:rPr>
-            <w:lang w:val="hi_IN" w:bidi="hi_IN"/>
-          </w:rPr>
-          <w:rPr>
-            <w:color w:val="0000EE"/>
-            <w:u w:val="single"/>
-          </w:rPr>
-          <w:t>भज 90–106</w:t>
-        </w:r>
-      </w:hyperlink>
+      <w:r>
+        <w:rPr>
+          <w:lang w:val="hi_IN" w:bidi="hi_IN"/>
+        </w:rPr>
+        <w:t>भज 90–106</w:t>
+      </w:r>
       <w:r>
         <w:rPr>
           <w:lang w:val="hi_IN" w:bidi="hi_IN"/>
         </w:rPr>
         <w:t xml:space="preserve">) बँधुआई के समय उठाए गए प्रश्नों से जूझते हैं, जब ऐसा लगता था कि दाऊद के साथ परमेश्वर की वाचा टूट गई थी (देखें </w:t>
       </w:r>
-      <w:hyperlink r:id="rId39">
-        <w:r>
-          <w:rPr>
-            <w:lang w:val="hi_IN" w:bidi="hi_IN"/>
-          </w:rPr>
-          <w:rPr>
-            <w:color w:val="0000EE"/>
-            <w:u w:val="single"/>
-          </w:rPr>
-          <w:t>भज 89</w:t>
-        </w:r>
-      </w:hyperlink>
+      <w:r>
+        <w:rPr>
+          <w:lang w:val="hi_IN" w:bidi="hi_IN"/>
+        </w:rPr>
+        <w:t>भज 89</w:t>
+      </w:r>
       <w:r>
         <w:rPr>
           <w:lang w:val="hi_IN" w:bidi="hi_IN"/>
         </w:rPr>
         <w:t xml:space="preserve">)। इस संकट के उत्तर में, कई भजन व्यक्तिगत चरित्र और धर्मपरायणता में वृद्धि को प्रोत्साहित करती हैं (देखें </w:t>
       </w:r>
-      <w:hyperlink r:id="rId40">
-        <w:r>
-          <w:rPr>
-            <w:lang w:val="hi_IN" w:bidi="hi_IN"/>
-          </w:rPr>
-          <w:rPr>
-            <w:color w:val="0000EE"/>
-            <w:u w:val="single"/>
-          </w:rPr>
-          <w:t>भज 91–92</w:t>
-        </w:r>
-      </w:hyperlink>
+      <w:r>
+        <w:rPr>
+          <w:lang w:val="hi_IN" w:bidi="hi_IN"/>
+        </w:rPr>
+        <w:t>भज 91–92</w:t>
+      </w:r>
       <w:r>
         <w:rPr>
           <w:lang w:val="hi_IN" w:bidi="hi_IN"/>
         </w:rPr>
         <w:t>)। इस संग्रह के अधिकांश भजन परमेश्वर को सच्चे और विश्वासयोग्य राजा के रूप में प्रस्तुत करते हैं जिनका राज्य सृष्टि के हर हिस्से तक विस्तारित है (</w:t>
       </w:r>
-      <w:hyperlink r:id="rId41">
-        <w:r>
-          <w:rPr>
-            <w:lang w:val="hi_IN" w:bidi="hi_IN"/>
-          </w:rPr>
-          <w:rPr>
-            <w:color w:val="0000EE"/>
-            <w:u w:val="single"/>
-          </w:rPr>
-          <w:t>भज 93–100</w:t>
-        </w:r>
-      </w:hyperlink>
+      <w:r>
+        <w:rPr>
+          <w:lang w:val="hi_IN" w:bidi="hi_IN"/>
+        </w:rPr>
+        <w:t>भज 93–100</w:t>
+      </w:r>
       <w:r>
         <w:rPr>
           <w:lang w:val="hi_IN" w:bidi="hi_IN"/>
         </w:rPr>
         <w:t>)। वह अब भी अपने लोगों से प्रेम करते हैं, जो उनके चराई की भेड़े हैं (</w:t>
       </w:r>
-      <w:hyperlink r:id="rId42">
-        <w:r>
-          <w:rPr>
-            <w:lang w:val="hi_IN" w:bidi="hi_IN"/>
-          </w:rPr>
-          <w:rPr>
-            <w:color w:val="0000EE"/>
-            <w:u w:val="single"/>
-          </w:rPr>
-          <w:t>भज 100</w:t>
-        </w:r>
-      </w:hyperlink>
+      <w:r>
+        <w:rPr>
+          <w:lang w:val="hi_IN" w:bidi="hi_IN"/>
+        </w:rPr>
+        <w:t>भज 100</w:t>
+      </w:r>
       <w:r>
         <w:rPr>
           <w:lang w:val="hi_IN" w:bidi="hi_IN"/>
         </w:rPr>
         <w:t>), लेकिन उन्हें उसकी बात माननी होगी (</w:t>
       </w:r>
-      <w:hyperlink r:id="rId43">
-        <w:r>
-          <w:rPr>
-            <w:lang w:val="hi_IN" w:bidi="hi_IN"/>
-          </w:rPr>
-          <w:rPr>
-            <w:color w:val="0000EE"/>
-            <w:u w:val="single"/>
-          </w:rPr>
-          <w:t>भज 95</w:t>
-        </w:r>
-      </w:hyperlink>
+      <w:r>
+        <w:rPr>
+          <w:lang w:val="hi_IN" w:bidi="hi_IN"/>
+        </w:rPr>
+        <w:t>भज 95</w:t>
+      </w:r>
       <w:r>
         <w:rPr>
           <w:lang w:val="hi_IN" w:bidi="hi_IN"/>
         </w:rPr>
         <w:t xml:space="preserve">; </w:t>
       </w:r>
-      <w:hyperlink r:id="rId42">
-        <w:r>
-          <w:rPr>
-            <w:lang w:val="hi_IN" w:bidi="hi_IN"/>
-          </w:rPr>
-          <w:rPr>
-            <w:color w:val="0000EE"/>
-            <w:u w:val="single"/>
-          </w:rPr>
-          <w:t>100</w:t>
-        </w:r>
-      </w:hyperlink>
+      <w:r>
+        <w:rPr>
+          <w:lang w:val="hi_IN" w:bidi="hi_IN"/>
+        </w:rPr>
+        <w:t>100</w:t>
+      </w:r>
       <w:r>
         <w:rPr>
           <w:lang w:val="hi_IN" w:bidi="hi_IN"/>
         </w:rPr>
         <w:t>)। परमेश्वर क्षमा का स्रोत है, और उसकी करुणा उसके बँधुआई लोगों को आश्वस्त करती है कि वह अभी भी उनकी परवाह करता है। सृष्टि से लेकर बँधुआई तक के छुटकारे के इतिहास की समीक्षा (</w:t>
       </w:r>
-      <w:hyperlink r:id="rId44">
-        <w:r>
-          <w:rPr>
-            <w:lang w:val="hi_IN" w:bidi="hi_IN"/>
-          </w:rPr>
-          <w:rPr>
-            <w:color w:val="0000EE"/>
-            <w:u w:val="single"/>
-          </w:rPr>
-          <w:t>भज 104–106</w:t>
-        </w:r>
-      </w:hyperlink>
+      <w:r>
+        <w:rPr>
+          <w:lang w:val="hi_IN" w:bidi="hi_IN"/>
+        </w:rPr>
+        <w:t>भज 104–106</w:t>
+      </w:r>
       <w:r>
         <w:rPr>
           <w:lang w:val="hi_IN" w:bidi="hi_IN"/>
@@ -1260,36 +990,24 @@
           <w:lang w:val="hi_IN" w:bidi="hi_IN"/>
         </w:rPr>
       </w:r>
-      <w:hyperlink r:id="rId23">
-        <w:r>
-          <w:rPr>
-            <w:lang w:val="hi_IN" w:bidi="hi_IN"/>
-          </w:rPr>
-          <w:rPr>
-            <w:color w:val="0000EE"/>
-            <w:u w:val="single"/>
-          </w:rPr>
-          <w:t>भजन संहिता 106:48</w:t>
-        </w:r>
-      </w:hyperlink>
+      <w:r>
+        <w:rPr>
+          <w:lang w:val="hi_IN" w:bidi="hi_IN"/>
+        </w:rPr>
+        <w:t>भजन संहिता 106:48</w:t>
+      </w:r>
       <w:r>
         <w:rPr>
           <w:lang w:val="hi_IN" w:bidi="hi_IN"/>
         </w:rPr>
         <w:t xml:space="preserve"> का आशीर्वाद </w:t>
       </w:r>
-      <w:hyperlink r:id="rId45">
-        <w:r>
-          <w:rPr>
-            <w:lang w:val="hi_IN" w:bidi="hi_IN"/>
-          </w:rPr>
-          <w:rPr>
-            <w:color w:val="0000EE"/>
-            <w:u w:val="single"/>
-          </w:rPr>
-          <w:t>1 इतिहास 16:36</w:t>
-        </w:r>
-      </w:hyperlink>
+      <w:r>
+        <w:rPr>
+          <w:lang w:val="hi_IN" w:bidi="hi_IN"/>
+        </w:rPr>
+        <w:t>1 इतिहास 16:36</w:t>
+      </w:r>
       <w:r>
         <w:rPr>
           <w:lang w:val="hi_IN" w:bidi="hi_IN"/>
@@ -1314,18 +1032,12 @@
         </w:rPr>
         <w:t>पुस्तक पांच (</w:t>
       </w:r>
-      <w:hyperlink r:id="rId24">
-        <w:r>
-          <w:rPr>
-            <w:lang w:val="hi_IN" w:bidi="hi_IN"/>
-          </w:rPr>
-          <w:rPr>
-            <w:color w:val="0000EE"/>
-            <w:u w:val="single"/>
-          </w:rPr>
-          <w:t>भज 107–150</w:t>
-        </w:r>
-      </w:hyperlink>
+      <w:r>
+        <w:rPr>
+          <w:lang w:val="hi_IN" w:bidi="hi_IN"/>
+        </w:rPr>
+        <w:t>भज 107–150</w:t>
+      </w:r>
       <w:r>
         <w:rPr>
           <w:lang w:val="hi_IN" w:bidi="hi_IN"/>
@@ -1345,18 +1057,12 @@
         </w:rPr>
         <w:t xml:space="preserve"> (</w:t>
       </w:r>
-      <w:hyperlink r:id="rId46">
-        <w:r>
-          <w:rPr>
-            <w:lang w:val="hi_IN" w:bidi="hi_IN"/>
-          </w:rPr>
-          <w:rPr>
-            <w:color w:val="0000EE"/>
-            <w:u w:val="single"/>
-          </w:rPr>
-          <w:t>भज 113–118</w:t>
-        </w:r>
-      </w:hyperlink>
+      <w:r>
+        <w:rPr>
+          <w:lang w:val="hi_IN" w:bidi="hi_IN"/>
+        </w:rPr>
+        <w:t>भज 113–118</w:t>
+      </w:r>
       <w:r>
         <w:rPr>
           <w:lang w:val="hi_IN" w:bidi="hi_IN"/>
@@ -1376,18 +1082,12 @@
         </w:rPr>
         <w:t xml:space="preserve"> (</w:t>
       </w:r>
-      <w:hyperlink r:id="rId47">
-        <w:r>
-          <w:rPr>
-            <w:lang w:val="hi_IN" w:bidi="hi_IN"/>
-          </w:rPr>
-          <w:rPr>
-            <w:color w:val="0000EE"/>
-            <w:u w:val="single"/>
-          </w:rPr>
-          <w:t>भज 119</w:t>
-        </w:r>
-      </w:hyperlink>
+      <w:r>
+        <w:rPr>
+          <w:lang w:val="hi_IN" w:bidi="hi_IN"/>
+        </w:rPr>
+        <w:t>भज 119</w:t>
+      </w:r>
       <w:r>
         <w:rPr>
           <w:lang w:val="hi_IN" w:bidi="hi_IN"/>
@@ -1407,18 +1107,12 @@
         </w:rPr>
         <w:t xml:space="preserve"> (</w:t>
       </w:r>
-      <w:hyperlink r:id="rId48">
-        <w:r>
-          <w:rPr>
-            <w:lang w:val="hi_IN" w:bidi="hi_IN"/>
-          </w:rPr>
-          <w:rPr>
-            <w:color w:val="0000EE"/>
-            <w:u w:val="single"/>
-          </w:rPr>
-          <w:t>भज 120–136</w:t>
-        </w:r>
-      </w:hyperlink>
+      <w:r>
+        <w:rPr>
+          <w:lang w:val="hi_IN" w:bidi="hi_IN"/>
+        </w:rPr>
+        <w:t>भज 120–136</w:t>
+      </w:r>
       <w:r>
         <w:rPr>
           <w:lang w:val="hi_IN" w:bidi="hi_IN"/>
@@ -1445,198 +1139,132 @@
         </w:rPr>
         <w:t xml:space="preserve"> शामिल हैं (</w:t>
       </w:r>
-      <w:hyperlink r:id="rId49">
-        <w:r>
-          <w:rPr>
-            <w:lang w:val="hi_IN" w:bidi="hi_IN"/>
-          </w:rPr>
-          <w:rPr>
-            <w:color w:val="0000EE"/>
-            <w:u w:val="single"/>
-          </w:rPr>
-          <w:t>भज 120–134</w:t>
-        </w:r>
-      </w:hyperlink>
+      <w:r>
+        <w:rPr>
+          <w:lang w:val="hi_IN" w:bidi="hi_IN"/>
+        </w:rPr>
+        <w:t>भज 120–134</w:t>
+      </w:r>
       <w:r>
         <w:rPr>
           <w:lang w:val="hi_IN" w:bidi="hi_IN"/>
         </w:rPr>
         <w:t>); दाऊद के आठ भजन (</w:t>
       </w:r>
-      <w:hyperlink r:id="rId50">
-        <w:r>
-          <w:rPr>
-            <w:lang w:val="hi_IN" w:bidi="hi_IN"/>
-          </w:rPr>
-          <w:rPr>
-            <w:color w:val="0000EE"/>
-            <w:u w:val="single"/>
-          </w:rPr>
-          <w:t>भज 138–145</w:t>
-        </w:r>
-      </w:hyperlink>
+      <w:r>
+        <w:rPr>
+          <w:lang w:val="hi_IN" w:bidi="hi_IN"/>
+        </w:rPr>
+        <w:t>भज 138–145</w:t>
+      </w:r>
       <w:r>
         <w:rPr>
           <w:lang w:val="hi_IN" w:bidi="hi_IN"/>
         </w:rPr>
         <w:t>); और स्तुतिगान के पांच समापन भजन (</w:t>
       </w:r>
-      <w:hyperlink r:id="rId51">
-        <w:r>
-          <w:rPr>
-            <w:lang w:val="hi_IN" w:bidi="hi_IN"/>
-          </w:rPr>
-          <w:rPr>
-            <w:color w:val="0000EE"/>
-            <w:u w:val="single"/>
-          </w:rPr>
-          <w:t>भज 146–150</w:t>
-        </w:r>
-      </w:hyperlink>
+      <w:r>
+        <w:rPr>
+          <w:lang w:val="hi_IN" w:bidi="hi_IN"/>
+        </w:rPr>
+        <w:t>भज 146–150</w:t>
+      </w:r>
       <w:r>
         <w:rPr>
           <w:lang w:val="hi_IN" w:bidi="hi_IN"/>
         </w:rPr>
         <w:t>)। पुस्तक पाँच में दुःख, विलाप, परमेश्वर के उद्धार और स्तुति की विषयगत प्रगति को दर्शाया गया है। प्रारंभिक भजन (</w:t>
       </w:r>
-      <w:hyperlink r:id="rId52">
-        <w:r>
-          <w:rPr>
-            <w:lang w:val="hi_IN" w:bidi="hi_IN"/>
-          </w:rPr>
-          <w:rPr>
-            <w:color w:val="0000EE"/>
-            <w:u w:val="single"/>
-          </w:rPr>
-          <w:t>भज 107</w:t>
-        </w:r>
-      </w:hyperlink>
+      <w:r>
+        <w:rPr>
+          <w:lang w:val="hi_IN" w:bidi="hi_IN"/>
+        </w:rPr>
+        <w:t>भज 107</w:t>
+      </w:r>
       <w:r>
         <w:rPr>
           <w:lang w:val="hi_IN" w:bidi="hi_IN"/>
         </w:rPr>
         <w:t>) इस तरीके की शुरुआत करता है, और इसकी अंतिम पंक्ति (</w:t>
       </w:r>
-      <w:hyperlink r:id="rId53">
-        <w:r>
-          <w:rPr>
-            <w:lang w:val="hi_IN" w:bidi="hi_IN"/>
-          </w:rPr>
-          <w:rPr>
-            <w:color w:val="0000EE"/>
-            <w:u w:val="single"/>
-          </w:rPr>
-          <w:t>107:43</w:t>
-        </w:r>
-      </w:hyperlink>
+      <w:r>
+        <w:rPr>
+          <w:lang w:val="hi_IN" w:bidi="hi_IN"/>
+        </w:rPr>
+        <w:t>107:43</w:t>
+      </w:r>
       <w:r>
         <w:rPr>
           <w:lang w:val="hi_IN" w:bidi="hi_IN"/>
         </w:rPr>
         <w:t xml:space="preserve">) परमेश्वर के मार्गों को समझने में बुद्धि के महत्व की ओर इशारा करती है। </w:t>
       </w:r>
-      <w:hyperlink r:id="rId47">
-        <w:r>
-          <w:rPr>
-            <w:lang w:val="hi_IN" w:bidi="hi_IN"/>
-          </w:rPr>
-          <w:rPr>
-            <w:color w:val="0000EE"/>
-            <w:u w:val="single"/>
-          </w:rPr>
-          <w:t>भजन 119</w:t>
-        </w:r>
-      </w:hyperlink>
+      <w:r>
+        <w:rPr>
+          <w:lang w:val="hi_IN" w:bidi="hi_IN"/>
+        </w:rPr>
+        <w:t>भजन 119</w:t>
+      </w:r>
       <w:r>
         <w:rPr>
           <w:lang w:val="hi_IN" w:bidi="hi_IN"/>
         </w:rPr>
         <w:t>, सबसे लंबा भजन, परमेश्वर की बुद्धि और परमेश्वर के वचन का उत्सव मनाता है। जंगल में इस्राएल के लिए प्रभु की ऐतिहासिक देखभाल का वर्णन करने वाले भजन (</w:t>
       </w:r>
-      <w:hyperlink r:id="rId54">
-        <w:r>
-          <w:rPr>
-            <w:lang w:val="hi_IN" w:bidi="hi_IN"/>
-          </w:rPr>
-          <w:rPr>
-            <w:color w:val="0000EE"/>
-            <w:u w:val="single"/>
-          </w:rPr>
-          <w:t>भज 114–118</w:t>
-        </w:r>
-      </w:hyperlink>
+      <w:r>
+        <w:rPr>
+          <w:lang w:val="hi_IN" w:bidi="hi_IN"/>
+        </w:rPr>
+        <w:t>भज 114–118</w:t>
+      </w:r>
       <w:r>
         <w:rPr>
           <w:lang w:val="hi_IN" w:bidi="hi_IN"/>
         </w:rPr>
         <w:t xml:space="preserve">; </w:t>
       </w:r>
-      <w:hyperlink r:id="rId55">
-        <w:r>
-          <w:rPr>
-            <w:lang w:val="hi_IN" w:bidi="hi_IN"/>
-          </w:rPr>
-          <w:rPr>
-            <w:color w:val="0000EE"/>
-            <w:u w:val="single"/>
-          </w:rPr>
-          <w:t>135–136</w:t>
-        </w:r>
-      </w:hyperlink>
+      <w:r>
+        <w:rPr>
+          <w:lang w:val="hi_IN" w:bidi="hi_IN"/>
+        </w:rPr>
+        <w:t>135–136</w:t>
+      </w:r>
       <w:r>
         <w:rPr>
           <w:lang w:val="hi_IN" w:bidi="hi_IN"/>
         </w:rPr>
         <w:t>) बँधुआई और बँधुआई के बाद के इस्राएल को दाऊद की अंतिम प्रार्थनाओं को एक नए प्रकाश में पढ़ने के लिए तैयार करते हैं (</w:t>
       </w:r>
-      <w:hyperlink r:id="rId50">
-        <w:r>
-          <w:rPr>
-            <w:lang w:val="hi_IN" w:bidi="hi_IN"/>
-          </w:rPr>
-          <w:rPr>
-            <w:color w:val="0000EE"/>
-            <w:u w:val="single"/>
-          </w:rPr>
-          <w:t>भज 138–145</w:t>
-        </w:r>
-      </w:hyperlink>
+      <w:r>
+        <w:rPr>
+          <w:lang w:val="hi_IN" w:bidi="hi_IN"/>
+        </w:rPr>
+        <w:t>भज 138–145</w:t>
+      </w:r>
       <w:r>
         <w:rPr>
           <w:lang w:val="hi_IN" w:bidi="hi_IN"/>
         </w:rPr>
         <w:t>): दाऊद ने परमेश्वर के राज्य की प्रतीक्षा की (</w:t>
       </w:r>
-      <w:hyperlink r:id="rId56">
-        <w:r>
-          <w:rPr>
-            <w:lang w:val="hi_IN" w:bidi="hi_IN"/>
-          </w:rPr>
-          <w:rPr>
-            <w:color w:val="0000EE"/>
-            <w:u w:val="single"/>
-          </w:rPr>
-          <w:t>भज 145</w:t>
-        </w:r>
-      </w:hyperlink>
+      <w:r>
+        <w:rPr>
+          <w:lang w:val="hi_IN" w:bidi="hi_IN"/>
+        </w:rPr>
+        <w:t>भज 145</w:t>
+      </w:r>
       <w:r>
         <w:rPr>
           <w:lang w:val="hi_IN" w:bidi="hi_IN"/>
         </w:rPr>
         <w:t>)। स्तुति के भजन संहिता इस आशा की पुष्टि करते हैं (</w:t>
       </w:r>
-      <w:hyperlink r:id="rId51">
-        <w:r>
-          <w:rPr>
-            <w:lang w:val="hi_IN" w:bidi="hi_IN"/>
-          </w:rPr>
-          <w:rPr>
-            <w:color w:val="0000EE"/>
-            <w:u w:val="single"/>
-          </w:rPr>
-          <w:t>भज 146–150</w:t>
-        </w:r>
-      </w:hyperlink>
+      <w:r>
+        <w:rPr>
+          <w:lang w:val="hi_IN" w:bidi="hi_IN"/>
+        </w:rPr>
+        <w:t>भज 146–150</w:t>
+      </w:r>
       <w:r>
         <w:rPr>
           <w:lang w:val="hi_IN" w:bidi="hi_IN"/>
@@ -1661,36 +1289,24 @@
         </w:rPr>
         <w:t>ऐसा लगता है कि पहले से मौजूद भजनों में कुछ जोड़ दिए गए हैं। यह सिय्योन के पुनःस्थापना के लिए प्रार्थना (</w:t>
       </w:r>
-      <w:hyperlink r:id="rId57">
-        <w:r>
-          <w:rPr>
-            <w:lang w:val="hi_IN" w:bidi="hi_IN"/>
-          </w:rPr>
-          <w:rPr>
-            <w:color w:val="0000EE"/>
-            <w:u w:val="single"/>
-          </w:rPr>
-          <w:t>51:18–19</w:t>
-        </w:r>
-      </w:hyperlink>
+      <w:r>
+        <w:rPr>
+          <w:lang w:val="hi_IN" w:bidi="hi_IN"/>
+        </w:rPr>
+        <w:t>51:18–19</w:t>
+      </w:r>
       <w:r>
         <w:rPr>
           <w:lang w:val="hi_IN" w:bidi="hi_IN"/>
         </w:rPr>
         <w:t>) और यरूशलेम पर परमेश्वर की आशीष के लिए प्रार्थना की व्याख्या कर सकता है (</w:t>
       </w:r>
-      <w:hyperlink r:id="rId58">
-        <w:r>
-          <w:rPr>
-            <w:lang w:val="hi_IN" w:bidi="hi_IN"/>
-          </w:rPr>
-          <w:rPr>
-            <w:color w:val="0000EE"/>
-            <w:u w:val="single"/>
-          </w:rPr>
-          <w:t>69:34–36</w:t>
-        </w:r>
-      </w:hyperlink>
+      <w:r>
+        <w:rPr>
+          <w:lang w:val="hi_IN" w:bidi="hi_IN"/>
+        </w:rPr>
+        <w:t>69:34–36</w:t>
+      </w:r>
       <w:r>
         <w:rPr>
           <w:lang w:val="hi_IN" w:bidi="hi_IN"/>
@@ -1715,108 +1331,72 @@
         </w:rPr>
         <w:t xml:space="preserve">उपलब्ध पांडुलिपियों में भजनों की संरचना और शीर्षकों में कुछ लचीलापन दिखाई देता है। भजन संहिता के इब्रानी और यूनानी दोनों संस्करणों में 150 भजन शामिल हैं, लेकिन अलग-अलग विभाजन और संख्या के साथ-साथ किस भजन के शीर्षक हैं, इस बारे में भी मतभेद हैं। यूनानी शास्त्र भाग </w:t>
       </w:r>
-      <w:hyperlink r:id="rId59">
-        <w:r>
-          <w:rPr>
-            <w:lang w:val="hi_IN" w:bidi="hi_IN"/>
-          </w:rPr>
-          <w:rPr>
-            <w:color w:val="0000EE"/>
-            <w:u w:val="single"/>
-          </w:rPr>
-          <w:t>भजन संहिता 9</w:t>
-        </w:r>
-      </w:hyperlink>
+      <w:r>
+        <w:rPr>
+          <w:lang w:val="hi_IN" w:bidi="hi_IN"/>
+        </w:rPr>
+        <w:t>भजन संहिता 9</w:t>
+      </w:r>
       <w:r>
         <w:rPr>
           <w:lang w:val="hi_IN" w:bidi="hi_IN"/>
         </w:rPr>
         <w:t xml:space="preserve"> और </w:t>
       </w:r>
-      <w:hyperlink r:id="rId60">
-        <w:r>
-          <w:rPr>
-            <w:lang w:val="hi_IN" w:bidi="hi_IN"/>
-          </w:rPr>
-          <w:rPr>
-            <w:color w:val="0000EE"/>
-            <w:u w:val="single"/>
-          </w:rPr>
-          <w:t>10</w:t>
-        </w:r>
-      </w:hyperlink>
+      <w:r>
+        <w:rPr>
+          <w:lang w:val="hi_IN" w:bidi="hi_IN"/>
+        </w:rPr>
+        <w:t>10</w:t>
+      </w:r>
       <w:r>
         <w:rPr>
           <w:lang w:val="hi_IN" w:bidi="hi_IN"/>
         </w:rPr>
         <w:t xml:space="preserve"> तथा </w:t>
       </w:r>
-      <w:hyperlink r:id="rId61">
-        <w:r>
-          <w:rPr>
-            <w:lang w:val="hi_IN" w:bidi="hi_IN"/>
-          </w:rPr>
-          <w:rPr>
-            <w:color w:val="0000EE"/>
-            <w:u w:val="single"/>
-          </w:rPr>
-          <w:t>भजन संहिता 114</w:t>
-        </w:r>
-      </w:hyperlink>
+      <w:r>
+        <w:rPr>
+          <w:lang w:val="hi_IN" w:bidi="hi_IN"/>
+        </w:rPr>
+        <w:t>भजन संहिता 114</w:t>
+      </w:r>
       <w:r>
         <w:rPr>
           <w:lang w:val="hi_IN" w:bidi="hi_IN"/>
         </w:rPr>
         <w:t xml:space="preserve"> और </w:t>
       </w:r>
-      <w:hyperlink r:id="rId62">
-        <w:r>
-          <w:rPr>
-            <w:lang w:val="hi_IN" w:bidi="hi_IN"/>
-          </w:rPr>
-          <w:rPr>
-            <w:color w:val="0000EE"/>
-            <w:u w:val="single"/>
-          </w:rPr>
-          <w:t>115</w:t>
-        </w:r>
-      </w:hyperlink>
+      <w:r>
+        <w:rPr>
+          <w:lang w:val="hi_IN" w:bidi="hi_IN"/>
+        </w:rPr>
+        <w:t>115</w:t>
+      </w:r>
       <w:r>
         <w:rPr>
           <w:lang w:val="hi_IN" w:bidi="hi_IN"/>
         </w:rPr>
         <w:t xml:space="preserve"> को एक-एक भजन से जोड़ा गया है, लेकिन </w:t>
       </w:r>
-      <w:hyperlink r:id="rId63">
-        <w:r>
-          <w:rPr>
-            <w:lang w:val="hi_IN" w:bidi="hi_IN"/>
-          </w:rPr>
-          <w:rPr>
-            <w:color w:val="0000EE"/>
-            <w:u w:val="single"/>
-          </w:rPr>
-          <w:t>भजन संहिता 116</w:t>
-        </w:r>
-      </w:hyperlink>
+      <w:r>
+        <w:rPr>
+          <w:lang w:val="hi_IN" w:bidi="hi_IN"/>
+        </w:rPr>
+        <w:t>भजन संहिता 116</w:t>
+      </w:r>
       <w:r>
         <w:rPr>
           <w:lang w:val="hi_IN" w:bidi="hi_IN"/>
         </w:rPr>
         <w:t xml:space="preserve"> और </w:t>
       </w:r>
-      <w:hyperlink r:id="rId64">
-        <w:r>
-          <w:rPr>
-            <w:lang w:val="hi_IN" w:bidi="hi_IN"/>
-          </w:rPr>
-          <w:rPr>
-            <w:color w:val="0000EE"/>
-            <w:u w:val="single"/>
-          </w:rPr>
-          <w:t>147</w:t>
-        </w:r>
-      </w:hyperlink>
+      <w:r>
+        <w:rPr>
+          <w:lang w:val="hi_IN" w:bidi="hi_IN"/>
+        </w:rPr>
+        <w:t>147</w:t>
+      </w:r>
       <w:r>
         <w:rPr>
           <w:lang w:val="hi_IN" w:bidi="hi_IN"/>
@@ -1837,54 +1417,36 @@
         </w:rPr>
         <w:t xml:space="preserve">यीशु के समय तक, संग्रहित भजन संहिता अच्छी तरह से जानी जाती थी (देखें </w:t>
       </w:r>
-      <w:hyperlink r:id="rId65">
-        <w:r>
-          <w:rPr>
-            <w:lang w:val="hi_IN" w:bidi="hi_IN"/>
-          </w:rPr>
-          <w:rPr>
-            <w:color w:val="0000EE"/>
-            <w:u w:val="single"/>
-          </w:rPr>
-          <w:t>लूका 20:42</w:t>
-        </w:r>
-      </w:hyperlink>
+      <w:r>
+        <w:rPr>
+          <w:lang w:val="hi_IN" w:bidi="hi_IN"/>
+        </w:rPr>
+        <w:t>लूका 20:42</w:t>
+      </w:r>
       <w:r>
         <w:rPr>
           <w:lang w:val="hi_IN" w:bidi="hi_IN"/>
         </w:rPr>
         <w:t xml:space="preserve">; </w:t>
       </w:r>
-      <w:hyperlink r:id="rId66">
-        <w:r>
-          <w:rPr>
-            <w:lang w:val="hi_IN" w:bidi="hi_IN"/>
-          </w:rPr>
-          <w:rPr>
-            <w:color w:val="0000EE"/>
-            <w:u w:val="single"/>
-          </w:rPr>
-          <w:t>प्रेरि 1:20</w:t>
-        </w:r>
-      </w:hyperlink>
+      <w:r>
+        <w:rPr>
+          <w:lang w:val="hi_IN" w:bidi="hi_IN"/>
+        </w:rPr>
+        <w:t>प्रेरि 1:20</w:t>
+      </w:r>
       <w:r>
         <w:rPr>
           <w:lang w:val="hi_IN" w:bidi="hi_IN"/>
         </w:rPr>
         <w:t xml:space="preserve">)। यह इब्रानी कैनन के तीसरे भाग का हिस्सा था, जिसे लेखन कहा जाता था (देखें </w:t>
       </w:r>
-      <w:hyperlink r:id="rId67">
-        <w:r>
-          <w:rPr>
-            <w:lang w:val="hi_IN" w:bidi="hi_IN"/>
-          </w:rPr>
-          <w:rPr>
-            <w:color w:val="0000EE"/>
-            <w:u w:val="single"/>
-          </w:rPr>
-          <w:t>लूका 24:44</w:t>
-        </w:r>
-      </w:hyperlink>
+      <w:r>
+        <w:rPr>
+          <w:lang w:val="hi_IN" w:bidi="hi_IN"/>
+        </w:rPr>
+        <w:t>लूका 24:44</w:t>
+      </w:r>
       <w:r>
         <w:rPr>
           <w:lang w:val="hi_IN" w:bidi="hi_IN"/>
@@ -1916,180 +1478,120 @@
         </w:rPr>
         <w:t>बहुत से भजन दाऊद से जुड़े हैं, लेकिन सभी नहीं; वास्तव में, आधे से भी कम भजन स्पष्ट रूप से उसके साथ जुड़े हैं। अन्य भजन आसाप (</w:t>
       </w:r>
-      <w:hyperlink r:id="rId28">
-        <w:r>
-          <w:rPr>
-            <w:lang w:val="hi_IN" w:bidi="hi_IN"/>
-          </w:rPr>
-          <w:rPr>
-            <w:color w:val="0000EE"/>
-            <w:u w:val="single"/>
-          </w:rPr>
-          <w:t>भज 50</w:t>
-        </w:r>
-      </w:hyperlink>
+      <w:r>
+        <w:rPr>
+          <w:lang w:val="hi_IN" w:bidi="hi_IN"/>
+        </w:rPr>
+        <w:t>भज 50</w:t>
+      </w:r>
       <w:r>
         <w:rPr>
           <w:lang w:val="hi_IN" w:bidi="hi_IN"/>
         </w:rPr>
         <w:t xml:space="preserve">; </w:t>
       </w:r>
-      <w:hyperlink r:id="rId34">
-        <w:r>
-          <w:rPr>
-            <w:lang w:val="hi_IN" w:bidi="hi_IN"/>
-          </w:rPr>
-          <w:rPr>
-            <w:color w:val="0000EE"/>
-            <w:u w:val="single"/>
-          </w:rPr>
-          <w:t>73–83</w:t>
-        </w:r>
-      </w:hyperlink>
+      <w:r>
+        <w:rPr>
+          <w:lang w:val="hi_IN" w:bidi="hi_IN"/>
+        </w:rPr>
+        <w:t>73–83</w:t>
+      </w:r>
       <w:r>
         <w:rPr>
           <w:lang w:val="hi_IN" w:bidi="hi_IN"/>
         </w:rPr>
         <w:t>), कोरह के वंशज (</w:t>
       </w:r>
-      <w:hyperlink r:id="rId27">
-        <w:r>
-          <w:rPr>
-            <w:lang w:val="hi_IN" w:bidi="hi_IN"/>
-          </w:rPr>
-          <w:rPr>
-            <w:color w:val="0000EE"/>
-            <w:u w:val="single"/>
-          </w:rPr>
-          <w:t>भज 42–49</w:t>
-        </w:r>
-      </w:hyperlink>
+      <w:r>
+        <w:rPr>
+          <w:lang w:val="hi_IN" w:bidi="hi_IN"/>
+        </w:rPr>
+        <w:t>भज 42–49</w:t>
+      </w:r>
       <w:r>
         <w:rPr>
           <w:lang w:val="hi_IN" w:bidi="hi_IN"/>
         </w:rPr>
         <w:t xml:space="preserve">; </w:t>
       </w:r>
-      <w:hyperlink r:id="rId35">
-        <w:r>
-          <w:rPr>
-            <w:lang w:val="hi_IN" w:bidi="hi_IN"/>
-          </w:rPr>
-          <w:rPr>
-            <w:color w:val="0000EE"/>
-            <w:u w:val="single"/>
-          </w:rPr>
-          <w:t>84–85</w:t>
-        </w:r>
-      </w:hyperlink>
+      <w:r>
+        <w:rPr>
+          <w:lang w:val="hi_IN" w:bidi="hi_IN"/>
+        </w:rPr>
+        <w:t>84–85</w:t>
+      </w:r>
       <w:r>
         <w:rPr>
           <w:lang w:val="hi_IN" w:bidi="hi_IN"/>
         </w:rPr>
         <w:t xml:space="preserve">; </w:t>
       </w:r>
-      <w:hyperlink r:id="rId68">
-        <w:r>
-          <w:rPr>
-            <w:lang w:val="hi_IN" w:bidi="hi_IN"/>
-          </w:rPr>
-          <w:rPr>
-            <w:color w:val="0000EE"/>
-            <w:u w:val="single"/>
-          </w:rPr>
-          <w:t>87</w:t>
-        </w:r>
-      </w:hyperlink>
+      <w:r>
+        <w:rPr>
+          <w:lang w:val="hi_IN" w:bidi="hi_IN"/>
+        </w:rPr>
+        <w:t>87</w:t>
+      </w:r>
       <w:r>
         <w:rPr>
           <w:lang w:val="hi_IN" w:bidi="hi_IN"/>
         </w:rPr>
         <w:t>), सुलैमान (</w:t>
       </w:r>
-      <w:hyperlink r:id="rId31">
-        <w:r>
-          <w:rPr>
-            <w:lang w:val="hi_IN" w:bidi="hi_IN"/>
-          </w:rPr>
-          <w:rPr>
-            <w:color w:val="0000EE"/>
-            <w:u w:val="single"/>
-          </w:rPr>
-          <w:t>भज 72</w:t>
-        </w:r>
-      </w:hyperlink>
+      <w:r>
+        <w:rPr>
+          <w:lang w:val="hi_IN" w:bidi="hi_IN"/>
+        </w:rPr>
+        <w:t>भज 72</w:t>
+      </w:r>
       <w:r>
         <w:rPr>
           <w:lang w:val="hi_IN" w:bidi="hi_IN"/>
         </w:rPr>
         <w:t xml:space="preserve">; </w:t>
       </w:r>
-      <w:hyperlink r:id="rId69">
-        <w:r>
-          <w:rPr>
-            <w:lang w:val="hi_IN" w:bidi="hi_IN"/>
-          </w:rPr>
-          <w:rPr>
-            <w:color w:val="0000EE"/>
-            <w:u w:val="single"/>
-          </w:rPr>
-          <w:t>127</w:t>
-        </w:r>
-      </w:hyperlink>
+      <w:r>
+        <w:rPr>
+          <w:lang w:val="hi_IN" w:bidi="hi_IN"/>
+        </w:rPr>
+        <w:t>127</w:t>
+      </w:r>
       <w:r>
         <w:rPr>
           <w:lang w:val="hi_IN" w:bidi="hi_IN"/>
         </w:rPr>
         <w:t>), हेमान (</w:t>
       </w:r>
-      <w:hyperlink r:id="rId70">
-        <w:r>
-          <w:rPr>
-            <w:lang w:val="hi_IN" w:bidi="hi_IN"/>
-          </w:rPr>
-          <w:rPr>
-            <w:color w:val="0000EE"/>
-            <w:u w:val="single"/>
-          </w:rPr>
-          <w:t>भज 88</w:t>
-        </w:r>
-      </w:hyperlink>
+      <w:r>
+        <w:rPr>
+          <w:lang w:val="hi_IN" w:bidi="hi_IN"/>
+        </w:rPr>
+        <w:t>भज 88</w:t>
+      </w:r>
       <w:r>
         <w:rPr>
           <w:lang w:val="hi_IN" w:bidi="hi_IN"/>
         </w:rPr>
         <w:t>), एतान (</w:t>
       </w:r>
-      <w:hyperlink r:id="rId39">
-        <w:r>
-          <w:rPr>
-            <w:lang w:val="hi_IN" w:bidi="hi_IN"/>
-          </w:rPr>
-          <w:rPr>
-            <w:color w:val="0000EE"/>
-            <w:u w:val="single"/>
-          </w:rPr>
-          <w:t>भज 89</w:t>
-        </w:r>
-      </w:hyperlink>
+      <w:r>
+        <w:rPr>
+          <w:lang w:val="hi_IN" w:bidi="hi_IN"/>
+        </w:rPr>
+        <w:t>भज 89</w:t>
+      </w:r>
       <w:r>
         <w:rPr>
           <w:lang w:val="hi_IN" w:bidi="hi_IN"/>
         </w:rPr>
         <w:t>), और मूसा (</w:t>
       </w:r>
-      <w:hyperlink r:id="rId71">
-        <w:r>
-          <w:rPr>
-            <w:lang w:val="hi_IN" w:bidi="hi_IN"/>
-          </w:rPr>
-          <w:rPr>
-            <w:color w:val="0000EE"/>
-            <w:u w:val="single"/>
-          </w:rPr>
-          <w:t>भज 90</w:t>
-        </w:r>
-      </w:hyperlink>
+      <w:r>
+        <w:rPr>
+          <w:lang w:val="hi_IN" w:bidi="hi_IN"/>
+        </w:rPr>
+        <w:t>भज 90</w:t>
+      </w:r>
       <w:r>
         <w:rPr>
           <w:lang w:val="hi_IN" w:bidi="hi_IN"/>
@@ -2110,432 +1612,288 @@
         </w:rPr>
         <w:t>शीर्षक वाले 116 भजनों में से ज़्यादातर भजनों में उस व्यक्ति की पहचान की गई है जो उस भजन से जुड़ा हुआ है। जिस व्यक्ति का नाम लिया गया है वह लेखक हो सकता है, लेकिन ज़रूरी नहीं है। नाम से पहले इब्रानी पूर्वसर्ग ले (जिसे अक्सर “का” के रूप में अनुवादित किया जाता है) का अर्थ “के लिए,” “समर्पित,” “संबंधित,” “से,” या “द्वारा” भी हो सकता है। इसलिए, लेदाविद (जिसे अक्सर “दाऊद का” के रूप में अनुवादित किया जाता है) का अर्थ “दाऊद के लिए,” “दाऊद को समर्पित,” “दाऊद के बारे में,” या “दाऊद द्वारा” के रूप में की जा सकती है। हालाँकि “दाऊद के” कई भजन उसके द्वारा लिखे गए हो सकते हैं, लेकिन सावधानी बरतने के कई कारण हैं। शीर्षकों में कभी-कभी दो नाम होते हैं, जैसे दाऊद और यदूतून या आसाप (</w:t>
       </w:r>
-      <w:hyperlink r:id="rId72">
-        <w:r>
-          <w:rPr>
-            <w:lang w:val="hi_IN" w:bidi="hi_IN"/>
-          </w:rPr>
-          <w:rPr>
-            <w:color w:val="0000EE"/>
-            <w:u w:val="single"/>
-          </w:rPr>
-          <w:t>भज 39</w:t>
-        </w:r>
-      </w:hyperlink>
+      <w:r>
+        <w:rPr>
+          <w:lang w:val="hi_IN" w:bidi="hi_IN"/>
+        </w:rPr>
+        <w:t>भज 39</w:t>
+      </w:r>
       <w:r>
         <w:rPr>
           <w:lang w:val="hi_IN" w:bidi="hi_IN"/>
         </w:rPr>
         <w:t xml:space="preserve">, </w:t>
       </w:r>
-      <w:hyperlink r:id="rId73">
-        <w:r>
-          <w:rPr>
-            <w:lang w:val="hi_IN" w:bidi="hi_IN"/>
-          </w:rPr>
-          <w:rPr>
-            <w:color w:val="0000EE"/>
-            <w:u w:val="single"/>
-          </w:rPr>
-          <w:t>62</w:t>
-        </w:r>
-      </w:hyperlink>
+      <w:r>
+        <w:rPr>
+          <w:lang w:val="hi_IN" w:bidi="hi_IN"/>
+        </w:rPr>
+        <w:t>62</w:t>
+      </w:r>
       <w:r>
         <w:rPr>
           <w:lang w:val="hi_IN" w:bidi="hi_IN"/>
         </w:rPr>
         <w:t xml:space="preserve">, </w:t>
       </w:r>
-      <w:hyperlink r:id="rId74">
-        <w:r>
-          <w:rPr>
-            <w:lang w:val="hi_IN" w:bidi="hi_IN"/>
-          </w:rPr>
-          <w:rPr>
-            <w:color w:val="0000EE"/>
-            <w:u w:val="single"/>
-          </w:rPr>
-          <w:t>77</w:t>
-        </w:r>
-      </w:hyperlink>
+      <w:r>
+        <w:rPr>
+          <w:lang w:val="hi_IN" w:bidi="hi_IN"/>
+        </w:rPr>
+        <w:t>77</w:t>
+      </w:r>
       <w:r>
         <w:rPr>
           <w:lang w:val="hi_IN" w:bidi="hi_IN"/>
         </w:rPr>
         <w:t>)। यह संभव है कि अन्य व्यक्ति भजन का वास्तविक लेखक था। इसके अलावा, भजन संहिता जिनके शीर्षक उन्हें दाऊद के जीवन के एक प्रसंग से जोड़ते हैं (</w:t>
       </w:r>
-      <w:hyperlink r:id="rId75">
-        <w:r>
-          <w:rPr>
-            <w:lang w:val="hi_IN" w:bidi="hi_IN"/>
-          </w:rPr>
-          <w:rPr>
-            <w:color w:val="0000EE"/>
-            <w:u w:val="single"/>
-          </w:rPr>
-          <w:t>भज 3</w:t>
-        </w:r>
-      </w:hyperlink>
+      <w:r>
+        <w:rPr>
+          <w:lang w:val="hi_IN" w:bidi="hi_IN"/>
+        </w:rPr>
+        <w:t>भज 3</w:t>
+      </w:r>
       <w:r>
         <w:rPr>
           <w:lang w:val="hi_IN" w:bidi="hi_IN"/>
         </w:rPr>
         <w:t xml:space="preserve">, </w:t>
       </w:r>
-      <w:hyperlink r:id="rId76">
-        <w:r>
-          <w:rPr>
-            <w:lang w:val="hi_IN" w:bidi="hi_IN"/>
-          </w:rPr>
-          <w:rPr>
-            <w:color w:val="0000EE"/>
-            <w:u w:val="single"/>
-          </w:rPr>
-          <w:t>7</w:t>
-        </w:r>
-      </w:hyperlink>
+      <w:r>
+        <w:rPr>
+          <w:lang w:val="hi_IN" w:bidi="hi_IN"/>
+        </w:rPr>
+        <w:t>7</w:t>
+      </w:r>
       <w:r>
         <w:rPr>
           <w:lang w:val="hi_IN" w:bidi="hi_IN"/>
         </w:rPr>
         <w:t xml:space="preserve">, </w:t>
       </w:r>
-      <w:hyperlink r:id="rId77">
-        <w:r>
-          <w:rPr>
-            <w:lang w:val="hi_IN" w:bidi="hi_IN"/>
-          </w:rPr>
-          <w:rPr>
-            <w:color w:val="0000EE"/>
-            <w:u w:val="single"/>
-          </w:rPr>
-          <w:t>18</w:t>
-        </w:r>
-      </w:hyperlink>
+      <w:r>
+        <w:rPr>
+          <w:lang w:val="hi_IN" w:bidi="hi_IN"/>
+        </w:rPr>
+        <w:t>18</w:t>
+      </w:r>
       <w:r>
         <w:rPr>
           <w:lang w:val="hi_IN" w:bidi="hi_IN"/>
         </w:rPr>
         <w:t xml:space="preserve">, </w:t>
       </w:r>
-      <w:hyperlink r:id="rId78">
-        <w:r>
-          <w:rPr>
-            <w:lang w:val="hi_IN" w:bidi="hi_IN"/>
-          </w:rPr>
-          <w:rPr>
-            <w:color w:val="0000EE"/>
-            <w:u w:val="single"/>
-          </w:rPr>
-          <w:t>34</w:t>
-        </w:r>
-      </w:hyperlink>
+      <w:r>
+        <w:rPr>
+          <w:lang w:val="hi_IN" w:bidi="hi_IN"/>
+        </w:rPr>
+        <w:t>34</w:t>
+      </w:r>
       <w:r>
         <w:rPr>
           <w:lang w:val="hi_IN" w:bidi="hi_IN"/>
         </w:rPr>
         <w:t xml:space="preserve">, </w:t>
       </w:r>
-      <w:hyperlink r:id="rId79">
-        <w:r>
-          <w:rPr>
-            <w:lang w:val="hi_IN" w:bidi="hi_IN"/>
-          </w:rPr>
-          <w:rPr>
-            <w:color w:val="0000EE"/>
-            <w:u w:val="single"/>
-          </w:rPr>
-          <w:t>51</w:t>
-        </w:r>
-      </w:hyperlink>
+      <w:r>
+        <w:rPr>
+          <w:lang w:val="hi_IN" w:bidi="hi_IN"/>
+        </w:rPr>
+        <w:t>51</w:t>
+      </w:r>
       <w:r>
         <w:rPr>
           <w:lang w:val="hi_IN" w:bidi="hi_IN"/>
         </w:rPr>
         <w:t xml:space="preserve">, </w:t>
       </w:r>
-      <w:hyperlink r:id="rId80">
-        <w:r>
-          <w:rPr>
-            <w:lang w:val="hi_IN" w:bidi="hi_IN"/>
-          </w:rPr>
-          <w:rPr>
-            <w:color w:val="0000EE"/>
-            <w:u w:val="single"/>
-          </w:rPr>
-          <w:t>52</w:t>
-        </w:r>
-      </w:hyperlink>
+      <w:r>
+        <w:rPr>
+          <w:lang w:val="hi_IN" w:bidi="hi_IN"/>
+        </w:rPr>
+        <w:t>52</w:t>
+      </w:r>
       <w:r>
         <w:rPr>
           <w:lang w:val="hi_IN" w:bidi="hi_IN"/>
         </w:rPr>
         <w:t xml:space="preserve">, </w:t>
       </w:r>
-      <w:hyperlink r:id="rId81">
-        <w:r>
-          <w:rPr>
-            <w:lang w:val="hi_IN" w:bidi="hi_IN"/>
-          </w:rPr>
-          <w:rPr>
-            <w:color w:val="0000EE"/>
-            <w:u w:val="single"/>
-          </w:rPr>
-          <w:t>54</w:t>
-        </w:r>
-      </w:hyperlink>
+      <w:r>
+        <w:rPr>
+          <w:lang w:val="hi_IN" w:bidi="hi_IN"/>
+        </w:rPr>
+        <w:t>54</w:t>
+      </w:r>
       <w:r>
         <w:rPr>
           <w:lang w:val="hi_IN" w:bidi="hi_IN"/>
         </w:rPr>
         <w:t xml:space="preserve">, </w:t>
       </w:r>
-      <w:hyperlink r:id="rId82">
-        <w:r>
-          <w:rPr>
-            <w:lang w:val="hi_IN" w:bidi="hi_IN"/>
-          </w:rPr>
-          <w:rPr>
-            <w:color w:val="0000EE"/>
-            <w:u w:val="single"/>
-          </w:rPr>
-          <w:t>56</w:t>
-        </w:r>
-      </w:hyperlink>
+      <w:r>
+        <w:rPr>
+          <w:lang w:val="hi_IN" w:bidi="hi_IN"/>
+        </w:rPr>
+        <w:t>56</w:t>
+      </w:r>
       <w:r>
         <w:rPr>
           <w:lang w:val="hi_IN" w:bidi="hi_IN"/>
         </w:rPr>
         <w:t xml:space="preserve">, </w:t>
       </w:r>
-      <w:hyperlink r:id="rId83">
-        <w:r>
-          <w:rPr>
-            <w:lang w:val="hi_IN" w:bidi="hi_IN"/>
-          </w:rPr>
-          <w:rPr>
-            <w:color w:val="0000EE"/>
-            <w:u w:val="single"/>
-          </w:rPr>
-          <w:t>57</w:t>
-        </w:r>
-      </w:hyperlink>
+      <w:r>
+        <w:rPr>
+          <w:lang w:val="hi_IN" w:bidi="hi_IN"/>
+        </w:rPr>
+        <w:t>57</w:t>
+      </w:r>
       <w:r>
         <w:rPr>
           <w:lang w:val="hi_IN" w:bidi="hi_IN"/>
         </w:rPr>
         <w:t xml:space="preserve">, </w:t>
       </w:r>
-      <w:hyperlink r:id="rId84">
-        <w:r>
-          <w:rPr>
-            <w:lang w:val="hi_IN" w:bidi="hi_IN"/>
-          </w:rPr>
-          <w:rPr>
-            <w:color w:val="0000EE"/>
-            <w:u w:val="single"/>
-          </w:rPr>
-          <w:t>59</w:t>
-        </w:r>
-      </w:hyperlink>
+      <w:r>
+        <w:rPr>
+          <w:lang w:val="hi_IN" w:bidi="hi_IN"/>
+        </w:rPr>
+        <w:t>59</w:t>
+      </w:r>
       <w:r>
         <w:rPr>
           <w:lang w:val="hi_IN" w:bidi="hi_IN"/>
         </w:rPr>
         <w:t xml:space="preserve">, </w:t>
       </w:r>
-      <w:hyperlink r:id="rId85">
-        <w:r>
-          <w:rPr>
-            <w:lang w:val="hi_IN" w:bidi="hi_IN"/>
-          </w:rPr>
-          <w:rPr>
-            <w:color w:val="0000EE"/>
-            <w:u w:val="single"/>
-          </w:rPr>
-          <w:t>60</w:t>
-        </w:r>
-      </w:hyperlink>
+      <w:r>
+        <w:rPr>
+          <w:lang w:val="hi_IN" w:bidi="hi_IN"/>
+        </w:rPr>
+        <w:t>60</w:t>
+      </w:r>
       <w:r>
         <w:rPr>
           <w:lang w:val="hi_IN" w:bidi="hi_IN"/>
         </w:rPr>
         <w:t xml:space="preserve">, </w:t>
       </w:r>
-      <w:hyperlink r:id="rId86">
-        <w:r>
-          <w:rPr>
-            <w:lang w:val="hi_IN" w:bidi="hi_IN"/>
-          </w:rPr>
-          <w:rPr>
-            <w:color w:val="0000EE"/>
-            <w:u w:val="single"/>
-          </w:rPr>
-          <w:t>63</w:t>
-        </w:r>
-      </w:hyperlink>
+      <w:r>
+        <w:rPr>
+          <w:lang w:val="hi_IN" w:bidi="hi_IN"/>
+        </w:rPr>
+        <w:t>63</w:t>
+      </w:r>
       <w:r>
         <w:rPr>
           <w:lang w:val="hi_IN" w:bidi="hi_IN"/>
         </w:rPr>
         <w:t xml:space="preserve">, </w:t>
       </w:r>
-      <w:hyperlink r:id="rId87">
-        <w:r>
-          <w:rPr>
-            <w:lang w:val="hi_IN" w:bidi="hi_IN"/>
-          </w:rPr>
-          <w:rPr>
-            <w:color w:val="0000EE"/>
-            <w:u w:val="single"/>
-          </w:rPr>
-          <w:t>142</w:t>
-        </w:r>
-      </w:hyperlink>
+      <w:r>
+        <w:rPr>
+          <w:lang w:val="hi_IN" w:bidi="hi_IN"/>
+        </w:rPr>
+        <w:t>142</w:t>
+      </w:r>
       <w:r>
         <w:rPr>
           <w:lang w:val="hi_IN" w:bidi="hi_IN"/>
         </w:rPr>
         <w:t xml:space="preserve">) उन प्रसंगों के साथ बहुत कम या कोई विशेष संबंध प्रदान नहीं करते हैं। उदाहरण के लिए, </w:t>
       </w:r>
-      <w:hyperlink r:id="rId79">
-        <w:r>
-          <w:rPr>
-            <w:lang w:val="hi_IN" w:bidi="hi_IN"/>
-          </w:rPr>
-          <w:rPr>
-            <w:color w:val="0000EE"/>
-            <w:u w:val="single"/>
-          </w:rPr>
-          <w:t>भजन संहिता 51</w:t>
-        </w:r>
-      </w:hyperlink>
+      <w:r>
+        <w:rPr>
+          <w:lang w:val="hi_IN" w:bidi="hi_IN"/>
+        </w:rPr>
+        <w:t>भजन संहिता 51</w:t>
+      </w:r>
       <w:r>
         <w:rPr>
           <w:lang w:val="hi_IN" w:bidi="hi_IN"/>
         </w:rPr>
         <w:t xml:space="preserve"> में शीर्षक दाऊद के पाप और नातान की फटकार से भजन को जोड़ता है। भजन पाप, क्षमा, और एक टूटी हुई आत्मा की बात करता है, परंतु परिस्थितियों का कोई विशिष्ट उल्लेख प्रसिद्ध रूप से अनुपस्थित है। इसके अलावा, “दाऊद के” कई भजन मंदिर के अस्तित्व को मानते हैं, जिसका निर्माण दाऊद की मृत्यु के बाद ही हुआ था (देखें </w:t>
       </w:r>
-      <w:hyperlink r:id="rId88">
-        <w:r>
-          <w:rPr>
-            <w:lang w:val="hi_IN" w:bidi="hi_IN"/>
-          </w:rPr>
-          <w:rPr>
-            <w:color w:val="0000EE"/>
-            <w:u w:val="single"/>
-          </w:rPr>
-          <w:t>भज 5:7</w:t>
-        </w:r>
-      </w:hyperlink>
+      <w:r>
+        <w:rPr>
+          <w:lang w:val="hi_IN" w:bidi="hi_IN"/>
+        </w:rPr>
+        <w:t>भज 5:7</w:t>
+      </w:r>
       <w:r>
         <w:rPr>
           <w:lang w:val="hi_IN" w:bidi="hi_IN"/>
         </w:rPr>
         <w:t xml:space="preserve">; </w:t>
       </w:r>
-      <w:hyperlink r:id="rId89">
-        <w:r>
-          <w:rPr>
-            <w:lang w:val="hi_IN" w:bidi="hi_IN"/>
-          </w:rPr>
-          <w:rPr>
-            <w:color w:val="0000EE"/>
-            <w:u w:val="single"/>
-          </w:rPr>
-          <w:t>122: शीर्षक</w:t>
-        </w:r>
-      </w:hyperlink>
+      <w:r>
+        <w:rPr>
+          <w:lang w:val="hi_IN" w:bidi="hi_IN"/>
+        </w:rPr>
+        <w:t>122: शीर्षक</w:t>
+      </w:r>
       <w:r>
         <w:rPr>
           <w:lang w:val="hi_IN" w:bidi="hi_IN"/>
         </w:rPr>
         <w:t xml:space="preserve">; </w:t>
       </w:r>
-      <w:hyperlink r:id="rId90">
-        <w:r>
-          <w:rPr>
-            <w:lang w:val="hi_IN" w:bidi="hi_IN"/>
-          </w:rPr>
-          <w:rPr>
-            <w:color w:val="0000EE"/>
-            <w:u w:val="single"/>
-          </w:rPr>
-          <w:t>138:2</w:t>
-        </w:r>
-      </w:hyperlink>
+      <w:r>
+        <w:rPr>
+          <w:lang w:val="hi_IN" w:bidi="hi_IN"/>
+        </w:rPr>
+        <w:t>138:2</w:t>
+      </w:r>
       <w:r>
         <w:rPr>
           <w:lang w:val="hi_IN" w:bidi="hi_IN"/>
         </w:rPr>
         <w:t xml:space="preserve">)। इसी तरह, </w:t>
       </w:r>
-      <w:hyperlink r:id="rId91">
-        <w:r>
-          <w:rPr>
-            <w:lang w:val="hi_IN" w:bidi="hi_IN"/>
-          </w:rPr>
-          <w:rPr>
-            <w:color w:val="0000EE"/>
-            <w:u w:val="single"/>
-          </w:rPr>
-          <w:t>भजन संहिता 30</w:t>
-        </w:r>
-      </w:hyperlink>
+      <w:r>
+        <w:rPr>
+          <w:lang w:val="hi_IN" w:bidi="hi_IN"/>
+        </w:rPr>
+        <w:t>भजन संहिता 30</w:t>
+      </w:r>
       <w:r>
         <w:rPr>
           <w:lang w:val="hi_IN" w:bidi="hi_IN"/>
         </w:rPr>
         <w:t xml:space="preserve"> का शीर्षक दाऊद को मंदिर के समर्पण से जोड़ता है, और </w:t>
       </w:r>
-      <w:hyperlink r:id="rId92">
-        <w:r>
-          <w:rPr>
-            <w:lang w:val="hi_IN" w:bidi="hi_IN"/>
-          </w:rPr>
-          <w:rPr>
-            <w:color w:val="0000EE"/>
-            <w:u w:val="single"/>
-          </w:rPr>
-          <w:t>भजन संहिता 69</w:t>
-        </w:r>
-      </w:hyperlink>
+      <w:r>
+        <w:rPr>
+          <w:lang w:val="hi_IN" w:bidi="hi_IN"/>
+        </w:rPr>
+        <w:t>भजन संहिता 69</w:t>
+      </w:r>
       <w:r>
         <w:rPr>
           <w:lang w:val="hi_IN" w:bidi="hi_IN"/>
         </w:rPr>
         <w:t xml:space="preserve"> दाऊद के जीवन के बारे में जो कुछ भी ज्ञात है, उससे मेल नहीं खाता। अंत में, कुछ पाठ्य परंपराएँ शीर्षक में दाऊद के उल्लेख में भिन्न हैं (उदाहरण के लिए, </w:t>
       </w:r>
-      <w:hyperlink r:id="rId93">
-        <w:r>
-          <w:rPr>
-            <w:lang w:val="hi_IN" w:bidi="hi_IN"/>
-          </w:rPr>
-          <w:rPr>
-            <w:color w:val="0000EE"/>
-            <w:u w:val="single"/>
-          </w:rPr>
-          <w:t>भज 122</w:t>
-        </w:r>
-      </w:hyperlink>
+      <w:r>
+        <w:rPr>
+          <w:lang w:val="hi_IN" w:bidi="hi_IN"/>
+        </w:rPr>
+        <w:t>भज 122</w:t>
+      </w:r>
       <w:r>
         <w:rPr>
           <w:lang w:val="hi_IN" w:bidi="hi_IN"/>
         </w:rPr>
         <w:t xml:space="preserve">, </w:t>
       </w:r>
-      <w:hyperlink r:id="rId94">
-        <w:r>
-          <w:rPr>
-            <w:lang w:val="hi_IN" w:bidi="hi_IN"/>
-          </w:rPr>
-          <w:rPr>
-            <w:color w:val="0000EE"/>
-            <w:u w:val="single"/>
-          </w:rPr>
-          <w:t>124</w:t>
-        </w:r>
-      </w:hyperlink>
+      <w:r>
+        <w:rPr>
+          <w:lang w:val="hi_IN" w:bidi="hi_IN"/>
+        </w:rPr>
+        <w:t>124</w:t>
+      </w:r>
       <w:r>
         <w:rPr>
           <w:lang w:val="hi_IN" w:bidi="hi_IN"/>
@@ -2574,66 +1932,42 @@
         </w:rPr>
         <w:t xml:space="preserve"> का शीर्षक यूनानी शब्द सालमोस (“गीत”; देखें </w:t>
       </w:r>
-      <w:hyperlink r:id="rId65">
-        <w:r>
-          <w:rPr>
-            <w:lang w:val="hi_IN" w:bidi="hi_IN"/>
-          </w:rPr>
-          <w:rPr>
-            <w:color w:val="0000EE"/>
-            <w:u w:val="single"/>
-          </w:rPr>
-          <w:t>लूका 20:42</w:t>
-        </w:r>
-      </w:hyperlink>
+      <w:r>
+        <w:rPr>
+          <w:lang w:val="hi_IN" w:bidi="hi_IN"/>
+        </w:rPr>
+        <w:t>लूका 20:42</w:t>
+      </w:r>
       <w:r>
         <w:rPr>
           <w:lang w:val="hi_IN" w:bidi="hi_IN"/>
         </w:rPr>
         <w:t xml:space="preserve">; </w:t>
       </w:r>
-      <w:hyperlink r:id="rId67">
-        <w:r>
-          <w:rPr>
-            <w:lang w:val="hi_IN" w:bidi="hi_IN"/>
-          </w:rPr>
-          <w:rPr>
-            <w:color w:val="0000EE"/>
-            <w:u w:val="single"/>
-          </w:rPr>
-          <w:t>24:44</w:t>
-        </w:r>
-      </w:hyperlink>
+      <w:r>
+        <w:rPr>
+          <w:lang w:val="hi_IN" w:bidi="hi_IN"/>
+        </w:rPr>
+        <w:t>24:44</w:t>
+      </w:r>
       <w:r>
         <w:rPr>
           <w:lang w:val="hi_IN" w:bidi="hi_IN"/>
         </w:rPr>
         <w:t xml:space="preserve">), से आया है, जो इब्रानी मिज़मोर का अनुवाद है, जो एक ऐसा शब्द है जो अक्सर अलग-अलग भजनों के शीर्षकों में पाया जाता है (उदाहरण के लिए, देखें </w:t>
       </w:r>
-      <w:hyperlink r:id="rId95">
-        <w:r>
-          <w:rPr>
-            <w:lang w:val="hi_IN" w:bidi="hi_IN"/>
-          </w:rPr>
-          <w:rPr>
-            <w:color w:val="0000EE"/>
-            <w:u w:val="single"/>
-          </w:rPr>
-          <w:t xml:space="preserve">भज 3: </w:t>
-        </w:r>
-      </w:hyperlink>
-      <w:hyperlink r:id="rId89">
-        <w:r>
-          <w:rPr>
-            <w:lang w:val="hi_IN" w:bidi="hi_IN"/>
-          </w:rPr>
-          <w:rPr>
-            <w:color w:val="0000EE"/>
-            <w:u w:val="single"/>
-          </w:rPr>
-          <w:t>शीर्षक</w:t>
-        </w:r>
-      </w:hyperlink>
+      <w:r>
+        <w:rPr>
+          <w:lang w:val="hi_IN" w:bidi="hi_IN"/>
+        </w:rPr>
+        <w:t xml:space="preserve">भज 3: </w:t>
+      </w:r>
+      <w:r>
+        <w:rPr>
+          <w:lang w:val="hi_IN" w:bidi="hi_IN"/>
+        </w:rPr>
+        <w:t>शीर्षक</w:t>
+      </w:r>
       <w:r>
         <w:rPr>
           <w:lang w:val="hi_IN" w:bidi="hi_IN"/>
@@ -2727,36 +2061,24 @@
         </w:rPr>
         <w:t xml:space="preserve">वे परमेश्वर के लिए जिन नामों का प्रयोग करते हैं: यहोवा (“प्रभु,” </w:t>
       </w:r>
-      <w:hyperlink r:id="rId16">
-        <w:r>
-          <w:rPr>
-            <w:lang w:val="hi_IN" w:bidi="hi_IN"/>
-          </w:rPr>
-          <w:rPr>
-            <w:color w:val="0000EE"/>
-            <w:u w:val="single"/>
-          </w:rPr>
-          <w:t>भज 1–41</w:t>
-        </w:r>
-      </w:hyperlink>
+      <w:r>
+        <w:rPr>
+          <w:lang w:val="hi_IN" w:bidi="hi_IN"/>
+        </w:rPr>
+        <w:t>भज 1–41</w:t>
+      </w:r>
       <w:r>
         <w:rPr>
           <w:lang w:val="hi_IN" w:bidi="hi_IN"/>
         </w:rPr>
         <w:t xml:space="preserve">) और एलोहीम (“परमेश्वर,” </w:t>
       </w:r>
-      <w:hyperlink r:id="rId18">
-        <w:r>
-          <w:rPr>
-            <w:lang w:val="hi_IN" w:bidi="hi_IN"/>
-          </w:rPr>
-          <w:rPr>
-            <w:color w:val="0000EE"/>
-            <w:u w:val="single"/>
-          </w:rPr>
-          <w:t>भज 42–72</w:t>
-        </w:r>
-      </w:hyperlink>
+      <w:r>
+        <w:rPr>
+          <w:lang w:val="hi_IN" w:bidi="hi_IN"/>
+        </w:rPr>
+        <w:t>भज 42–72</w:t>
+      </w:r>
       <w:r>
         <w:rPr>
           <w:lang w:val="hi_IN" w:bidi="hi_IN"/>
@@ -2781,126 +2103,84 @@
         </w:rPr>
         <w:t>शीर्षकों में नामों द्वारा: दाऊद (</w:t>
       </w:r>
-      <w:hyperlink r:id="rId25">
-        <w:r>
-          <w:rPr>
-            <w:lang w:val="hi_IN" w:bidi="hi_IN"/>
-          </w:rPr>
-          <w:rPr>
-            <w:color w:val="0000EE"/>
-            <w:u w:val="single"/>
-          </w:rPr>
-          <w:t>भज 3–32</w:t>
-        </w:r>
-      </w:hyperlink>
+      <w:r>
+        <w:rPr>
+          <w:lang w:val="hi_IN" w:bidi="hi_IN"/>
+        </w:rPr>
+        <w:t>भज 3–32</w:t>
+      </w:r>
       <w:r>
         <w:rPr>
           <w:lang w:val="hi_IN" w:bidi="hi_IN"/>
         </w:rPr>
         <w:t xml:space="preserve">; </w:t>
       </w:r>
-      <w:hyperlink r:id="rId26">
-        <w:r>
-          <w:rPr>
-            <w:lang w:val="hi_IN" w:bidi="hi_IN"/>
-          </w:rPr>
-          <w:rPr>
-            <w:color w:val="0000EE"/>
-            <w:u w:val="single"/>
-          </w:rPr>
-          <w:t>34:1–41:13</w:t>
-        </w:r>
-      </w:hyperlink>
+      <w:r>
+        <w:rPr>
+          <w:lang w:val="hi_IN" w:bidi="hi_IN"/>
+        </w:rPr>
+        <w:t>34:1–41:13</w:t>
+      </w:r>
       <w:r>
         <w:rPr>
           <w:lang w:val="hi_IN" w:bidi="hi_IN"/>
         </w:rPr>
         <w:t>, आदि), कोरह के वंशज (</w:t>
       </w:r>
-      <w:hyperlink r:id="rId27">
-        <w:r>
-          <w:rPr>
-            <w:lang w:val="hi_IN" w:bidi="hi_IN"/>
-          </w:rPr>
-          <w:rPr>
-            <w:color w:val="0000EE"/>
-            <w:u w:val="single"/>
-          </w:rPr>
-          <w:t>भज 42–49</w:t>
-        </w:r>
-      </w:hyperlink>
+      <w:r>
+        <w:rPr>
+          <w:lang w:val="hi_IN" w:bidi="hi_IN"/>
+        </w:rPr>
+        <w:t>भज 42–49</w:t>
+      </w:r>
       <w:r>
         <w:rPr>
           <w:lang w:val="hi_IN" w:bidi="hi_IN"/>
         </w:rPr>
         <w:t xml:space="preserve">; </w:t>
       </w:r>
-      <w:hyperlink r:id="rId35">
-        <w:r>
-          <w:rPr>
-            <w:lang w:val="hi_IN" w:bidi="hi_IN"/>
-          </w:rPr>
-          <w:rPr>
-            <w:color w:val="0000EE"/>
-            <w:u w:val="single"/>
-          </w:rPr>
-          <w:t>84:1–85:13</w:t>
-        </w:r>
-      </w:hyperlink>
+      <w:r>
+        <w:rPr>
+          <w:lang w:val="hi_IN" w:bidi="hi_IN"/>
+        </w:rPr>
+        <w:t>84:1–85:13</w:t>
+      </w:r>
       <w:r>
         <w:rPr>
           <w:lang w:val="hi_IN" w:bidi="hi_IN"/>
         </w:rPr>
         <w:t xml:space="preserve">; </w:t>
       </w:r>
-      <w:hyperlink r:id="rId36">
-        <w:r>
-          <w:rPr>
-            <w:lang w:val="hi_IN" w:bidi="hi_IN"/>
-          </w:rPr>
-          <w:rPr>
-            <w:color w:val="0000EE"/>
-            <w:u w:val="single"/>
-          </w:rPr>
-          <w:t>87:1–88:18</w:t>
-        </w:r>
-      </w:hyperlink>
+      <w:r>
+        <w:rPr>
+          <w:lang w:val="hi_IN" w:bidi="hi_IN"/>
+        </w:rPr>
+        <w:t>87:1–88:18</w:t>
+      </w:r>
       <w:r>
         <w:rPr>
           <w:lang w:val="hi_IN" w:bidi="hi_IN"/>
         </w:rPr>
         <w:t>), और आसाप (</w:t>
       </w:r>
-      <w:hyperlink r:id="rId28">
-        <w:r>
-          <w:rPr>
-            <w:lang w:val="hi_IN" w:bidi="hi_IN"/>
-          </w:rPr>
-          <w:rPr>
-            <w:color w:val="0000EE"/>
-            <w:u w:val="single"/>
-          </w:rPr>
-          <w:t>भज 50</w:t>
-        </w:r>
-      </w:hyperlink>
+      <w:r>
+        <w:rPr>
+          <w:lang w:val="hi_IN" w:bidi="hi_IN"/>
+        </w:rPr>
+        <w:t>भज 50</w:t>
+      </w:r>
       <w:r>
         <w:rPr>
           <w:lang w:val="hi_IN" w:bidi="hi_IN"/>
         </w:rPr>
         <w:t xml:space="preserve">, </w:t>
       </w:r>
-      <w:hyperlink r:id="rId34">
-        <w:r>
-          <w:rPr>
-            <w:lang w:val="hi_IN" w:bidi="hi_IN"/>
-          </w:rPr>
-          <w:rPr>
-            <w:color w:val="0000EE"/>
-            <w:u w:val="single"/>
-          </w:rPr>
-          <w:t>73–83</w:t>
-        </w:r>
-      </w:hyperlink>
+      <w:r>
+        <w:rPr>
+          <w:lang w:val="hi_IN" w:bidi="hi_IN"/>
+        </w:rPr>
+        <w:t>73–83</w:t>
+      </w:r>
       <w:r>
         <w:rPr>
           <w:lang w:val="hi_IN" w:bidi="hi_IN"/>
@@ -2963,18 +2243,12 @@
         </w:rPr>
         <w:t xml:space="preserve"> (</w:t>
       </w:r>
-      <w:hyperlink r:id="rId49">
-        <w:r>
-          <w:rPr>
-            <w:lang w:val="hi_IN" w:bidi="hi_IN"/>
-          </w:rPr>
-          <w:rPr>
-            <w:color w:val="0000EE"/>
-            <w:u w:val="single"/>
-          </w:rPr>
-          <w:t>भज 120–134</w:t>
-        </w:r>
-      </w:hyperlink>
+      <w:r>
+        <w:rPr>
+          <w:lang w:val="hi_IN" w:bidi="hi_IN"/>
+        </w:rPr>
+        <w:t>भज 120–134</w:t>
+      </w:r>
       <w:r>
         <w:rPr>
           <w:lang w:val="hi_IN" w:bidi="hi_IN"/>
@@ -2994,36 +2268,24 @@
         </w:rPr>
         <w:t xml:space="preserve"> (</w:t>
       </w:r>
-      <w:hyperlink r:id="rId46">
-        <w:r>
-          <w:rPr>
-            <w:lang w:val="hi_IN" w:bidi="hi_IN"/>
-          </w:rPr>
-          <w:rPr>
-            <w:color w:val="0000EE"/>
-            <w:u w:val="single"/>
-          </w:rPr>
-          <w:t>भज 113–118</w:t>
-        </w:r>
-      </w:hyperlink>
+      <w:r>
+        <w:rPr>
+          <w:lang w:val="hi_IN" w:bidi="hi_IN"/>
+        </w:rPr>
+        <w:t>भज 113–118</w:t>
+      </w:r>
       <w:r>
         <w:rPr>
           <w:lang w:val="hi_IN" w:bidi="hi_IN"/>
         </w:rPr>
         <w:t>) और हालेलूयाह भजन (</w:t>
       </w:r>
-      <w:hyperlink r:id="rId51">
-        <w:r>
-          <w:rPr>
-            <w:lang w:val="hi_IN" w:bidi="hi_IN"/>
-          </w:rPr>
-          <w:rPr>
-            <w:color w:val="0000EE"/>
-            <w:u w:val="single"/>
-          </w:rPr>
-          <w:t>भज 146–150</w:t>
-        </w:r>
-      </w:hyperlink>
+      <w:r>
+        <w:rPr>
+          <w:lang w:val="hi_IN" w:bidi="hi_IN"/>
+        </w:rPr>
+        <w:t>भज 146–150</w:t>
+      </w:r>
       <w:r>
         <w:rPr>
           <w:lang w:val="hi_IN" w:bidi="hi_IN"/>
@@ -3048,36 +2310,24 @@
         </w:rPr>
         <w:t>विषयगत संबंधों के द्वारा: उदाहरण के लिए, परमेश्वर का राजत्व (</w:t>
       </w:r>
-      <w:hyperlink r:id="rId41">
-        <w:r>
-          <w:rPr>
-            <w:lang w:val="hi_IN" w:bidi="hi_IN"/>
-          </w:rPr>
-          <w:rPr>
-            <w:color w:val="0000EE"/>
-            <w:u w:val="single"/>
-          </w:rPr>
-          <w:t>भज 93–100</w:t>
-        </w:r>
-      </w:hyperlink>
+      <w:r>
+        <w:rPr>
+          <w:lang w:val="hi_IN" w:bidi="hi_IN"/>
+        </w:rPr>
+        <w:t>भज 93–100</w:t>
+      </w:r>
       <w:r>
         <w:rPr>
           <w:lang w:val="hi_IN" w:bidi="hi_IN"/>
         </w:rPr>
         <w:t>), या सृष्टि से लेकर बँधुआई तक की घटना (</w:t>
       </w:r>
-      <w:hyperlink r:id="rId44">
-        <w:r>
-          <w:rPr>
-            <w:lang w:val="hi_IN" w:bidi="hi_IN"/>
-          </w:rPr>
-          <w:rPr>
-            <w:color w:val="0000EE"/>
-            <w:u w:val="single"/>
-          </w:rPr>
-          <w:t>भज 104–106</w:t>
-        </w:r>
-      </w:hyperlink>
+      <w:r>
+        <w:rPr>
+          <w:lang w:val="hi_IN" w:bidi="hi_IN"/>
+        </w:rPr>
+        <w:t>भज 104–106</w:t>
+      </w:r>
       <w:r>
         <w:rPr>
           <w:lang w:val="hi_IN" w:bidi="hi_IN"/>
@@ -3098,108 +2348,72 @@
         </w:rPr>
         <w:t xml:space="preserve">भजनों की शैलियाँ। भजनों के शीर्षक अक्सर भजन की शैली को दर्शाते हैं। शीर्षकों में सबसे ज़्यादा इस्तेमाल किया जाने वाला शैली पदनाम इब्रानी शब्द मिज़मोर है, जो मूल रूप से तार वाले वाद्यों के साथ गाए जाने वाले गीत को संदर्भित करता है। कम बार इस्तेमाल होने वाले शब्द हैं मश्कील (जिसका अर्थ है "भजन" या "गाना": </w:t>
       </w:r>
-      <w:hyperlink r:id="rId96">
-        <w:r>
-          <w:rPr>
-            <w:lang w:val="hi_IN" w:bidi="hi_IN"/>
-          </w:rPr>
-          <w:rPr>
-            <w:color w:val="0000EE"/>
-            <w:u w:val="single"/>
-          </w:rPr>
-          <w:t>भज 32</w:t>
-        </w:r>
-      </w:hyperlink>
+      <w:r>
+        <w:rPr>
+          <w:lang w:val="hi_IN" w:bidi="hi_IN"/>
+        </w:rPr>
+        <w:t>भज 32</w:t>
+      </w:r>
       <w:r>
         <w:rPr>
           <w:lang w:val="hi_IN" w:bidi="hi_IN"/>
         </w:rPr>
         <w:t xml:space="preserve">; </w:t>
       </w:r>
-      <w:hyperlink r:id="rId97">
-        <w:r>
-          <w:rPr>
-            <w:lang w:val="hi_IN" w:bidi="hi_IN"/>
-          </w:rPr>
-          <w:rPr>
-            <w:color w:val="0000EE"/>
-            <w:u w:val="single"/>
-          </w:rPr>
-          <w:t>42</w:t>
-        </w:r>
-      </w:hyperlink>
+      <w:r>
+        <w:rPr>
+          <w:lang w:val="hi_IN" w:bidi="hi_IN"/>
+        </w:rPr>
+        <w:t>42</w:t>
+      </w:r>
       <w:r>
         <w:rPr>
           <w:lang w:val="hi_IN" w:bidi="hi_IN"/>
         </w:rPr>
         <w:t xml:space="preserve">; </w:t>
       </w:r>
-      <w:hyperlink r:id="rId98">
-        <w:r>
-          <w:rPr>
-            <w:lang w:val="hi_IN" w:bidi="hi_IN"/>
-          </w:rPr>
-          <w:rPr>
-            <w:color w:val="0000EE"/>
-            <w:u w:val="single"/>
-          </w:rPr>
-          <w:t>44–45</w:t>
-        </w:r>
-      </w:hyperlink>
+      <w:r>
+        <w:rPr>
+          <w:lang w:val="hi_IN" w:bidi="hi_IN"/>
+        </w:rPr>
+        <w:t>44–45</w:t>
+      </w:r>
       <w:r>
         <w:rPr>
           <w:lang w:val="hi_IN" w:bidi="hi_IN"/>
         </w:rPr>
         <w:t xml:space="preserve">; </w:t>
       </w:r>
-      <w:hyperlink r:id="rId99">
-        <w:r>
-          <w:rPr>
-            <w:lang w:val="hi_IN" w:bidi="hi_IN"/>
-          </w:rPr>
-          <w:rPr>
-            <w:color w:val="0000EE"/>
-            <w:u w:val="single"/>
-          </w:rPr>
-          <w:t>52–55</w:t>
-        </w:r>
-      </w:hyperlink>
+      <w:r>
+        <w:rPr>
+          <w:lang w:val="hi_IN" w:bidi="hi_IN"/>
+        </w:rPr>
+        <w:t>52–55</w:t>
+      </w:r>
       <w:r>
         <w:rPr>
           <w:lang w:val="hi_IN" w:bidi="hi_IN"/>
         </w:rPr>
         <w:t xml:space="preserve">; </w:t>
       </w:r>
-      <w:hyperlink r:id="rId100">
-        <w:r>
-          <w:rPr>
-            <w:lang w:val="hi_IN" w:bidi="hi_IN"/>
-          </w:rPr>
-          <w:rPr>
-            <w:color w:val="0000EE"/>
-            <w:u w:val="single"/>
-          </w:rPr>
-          <w:t>74</w:t>
-        </w:r>
-      </w:hyperlink>
+      <w:r>
+        <w:rPr>
+          <w:lang w:val="hi_IN" w:bidi="hi_IN"/>
+        </w:rPr>
+        <w:t>74</w:t>
+      </w:r>
       <w:r>
         <w:rPr>
           <w:lang w:val="hi_IN" w:bidi="hi_IN"/>
         </w:rPr>
         <w:t xml:space="preserve">; </w:t>
       </w:r>
-      <w:hyperlink r:id="rId101">
-        <w:r>
-          <w:rPr>
-            <w:lang w:val="hi_IN" w:bidi="hi_IN"/>
-          </w:rPr>
-          <w:rPr>
-            <w:color w:val="0000EE"/>
-            <w:u w:val="single"/>
-          </w:rPr>
-          <w:t>88–89</w:t>
-        </w:r>
-      </w:hyperlink>
+      <w:r>
+        <w:rPr>
+          <w:lang w:val="hi_IN" w:bidi="hi_IN"/>
+        </w:rPr>
+        <w:t>88–89</w:t>
+      </w:r>
       <w:r>
         <w:rPr>
           <w:lang w:val="hi_IN" w:bidi="hi_IN"/>
@@ -3218,198 +2432,132 @@
         </w:rPr>
         <w:t xml:space="preserve"> ("भजन" या "गान": </w:t>
       </w:r>
-      <w:hyperlink r:id="rId102">
-        <w:r>
-          <w:rPr>
-            <w:lang w:val="hi_IN" w:bidi="hi_IN"/>
-          </w:rPr>
-          <w:rPr>
-            <w:color w:val="0000EE"/>
-            <w:u w:val="single"/>
-          </w:rPr>
-          <w:t>भज 16</w:t>
-        </w:r>
-      </w:hyperlink>
+      <w:r>
+        <w:rPr>
+          <w:lang w:val="hi_IN" w:bidi="hi_IN"/>
+        </w:rPr>
+        <w:t>भज 16</w:t>
+      </w:r>
       <w:r>
         <w:rPr>
           <w:lang w:val="hi_IN" w:bidi="hi_IN"/>
         </w:rPr>
         <w:t xml:space="preserve">; </w:t>
       </w:r>
-      <w:hyperlink r:id="rId103">
-        <w:r>
-          <w:rPr>
-            <w:lang w:val="hi_IN" w:bidi="hi_IN"/>
-          </w:rPr>
-          <w:rPr>
-            <w:color w:val="0000EE"/>
-            <w:u w:val="single"/>
-          </w:rPr>
-          <w:t>56–60</w:t>
-        </w:r>
-      </w:hyperlink>
+      <w:r>
+        <w:rPr>
+          <w:lang w:val="hi_IN" w:bidi="hi_IN"/>
+        </w:rPr>
+        <w:t>56–60</w:t>
+      </w:r>
       <w:r>
         <w:rPr>
           <w:lang w:val="hi_IN" w:bidi="hi_IN"/>
         </w:rPr>
         <w:t xml:space="preserve">), शिर ("गीत": </w:t>
       </w:r>
-      <w:hyperlink r:id="rId104">
-        <w:r>
-          <w:rPr>
-            <w:lang w:val="hi_IN" w:bidi="hi_IN"/>
-          </w:rPr>
-          <w:rPr>
-            <w:color w:val="0000EE"/>
-            <w:u w:val="single"/>
-          </w:rPr>
-          <w:t>भज 45</w:t>
-        </w:r>
-      </w:hyperlink>
+      <w:r>
+        <w:rPr>
+          <w:lang w:val="hi_IN" w:bidi="hi_IN"/>
+        </w:rPr>
+        <w:t>भज 45</w:t>
+      </w:r>
       <w:r>
         <w:rPr>
           <w:lang w:val="hi_IN" w:bidi="hi_IN"/>
         </w:rPr>
         <w:t xml:space="preserve">; </w:t>
       </w:r>
-      <w:hyperlink r:id="rId105">
-        <w:r>
-          <w:rPr>
-            <w:lang w:val="hi_IN" w:bidi="hi_IN"/>
-          </w:rPr>
-          <w:rPr>
-            <w:color w:val="0000EE"/>
-            <w:u w:val="single"/>
-          </w:rPr>
-          <w:t>120–135</w:t>
-        </w:r>
-      </w:hyperlink>
+      <w:r>
+        <w:rPr>
+          <w:lang w:val="hi_IN" w:bidi="hi_IN"/>
+        </w:rPr>
+        <w:t>120–135</w:t>
+      </w:r>
       <w:r>
         <w:rPr>
           <w:lang w:val="hi_IN" w:bidi="hi_IN"/>
         </w:rPr>
         <w:t xml:space="preserve">), शिग्गायोन ("भजन," एक सामान्य या संगीत शब्द: </w:t>
       </w:r>
-      <w:hyperlink r:id="rId76">
-        <w:r>
-          <w:rPr>
-            <w:lang w:val="hi_IN" w:bidi="hi_IN"/>
-          </w:rPr>
-          <w:rPr>
-            <w:color w:val="0000EE"/>
-            <w:u w:val="single"/>
-          </w:rPr>
-          <w:t>भज 7</w:t>
-        </w:r>
-      </w:hyperlink>
+      <w:r>
+        <w:rPr>
+          <w:lang w:val="hi_IN" w:bidi="hi_IN"/>
+        </w:rPr>
+        <w:t>भज 7</w:t>
+      </w:r>
       <w:r>
         <w:rPr>
           <w:lang w:val="hi_IN" w:bidi="hi_IN"/>
         </w:rPr>
         <w:t xml:space="preserve">), तेपिल्लाह ("प्रार्थना": </w:t>
       </w:r>
-      <w:hyperlink r:id="rId106">
-        <w:r>
-          <w:rPr>
-            <w:lang w:val="hi_IN" w:bidi="hi_IN"/>
-          </w:rPr>
-          <w:rPr>
-            <w:color w:val="0000EE"/>
-            <w:u w:val="single"/>
-          </w:rPr>
-          <w:t>भज 17</w:t>
-        </w:r>
-      </w:hyperlink>
+      <w:r>
+        <w:rPr>
+          <w:lang w:val="hi_IN" w:bidi="hi_IN"/>
+        </w:rPr>
+        <w:t>भज 17</w:t>
+      </w:r>
       <w:r>
         <w:rPr>
           <w:lang w:val="hi_IN" w:bidi="hi_IN"/>
         </w:rPr>
         <w:t xml:space="preserve">; </w:t>
       </w:r>
-      <w:hyperlink r:id="rId37">
-        <w:r>
-          <w:rPr>
-            <w:lang w:val="hi_IN" w:bidi="hi_IN"/>
-          </w:rPr>
-          <w:rPr>
-            <w:color w:val="0000EE"/>
-            <w:u w:val="single"/>
-          </w:rPr>
-          <w:t>86</w:t>
-        </w:r>
-      </w:hyperlink>
+      <w:r>
+        <w:rPr>
+          <w:lang w:val="hi_IN" w:bidi="hi_IN"/>
+        </w:rPr>
+        <w:t>86</w:t>
+      </w:r>
       <w:r>
         <w:rPr>
           <w:lang w:val="hi_IN" w:bidi="hi_IN"/>
         </w:rPr>
         <w:t xml:space="preserve">; </w:t>
       </w:r>
-      <w:hyperlink r:id="rId71">
-        <w:r>
-          <w:rPr>
-            <w:lang w:val="hi_IN" w:bidi="hi_IN"/>
-          </w:rPr>
-          <w:rPr>
-            <w:color w:val="0000EE"/>
-            <w:u w:val="single"/>
-          </w:rPr>
-          <w:t>90</w:t>
-        </w:r>
-      </w:hyperlink>
+      <w:r>
+        <w:rPr>
+          <w:lang w:val="hi_IN" w:bidi="hi_IN"/>
+        </w:rPr>
+        <w:t>90</w:t>
+      </w:r>
       <w:r>
         <w:rPr>
           <w:lang w:val="hi_IN" w:bidi="hi_IN"/>
         </w:rPr>
         <w:t xml:space="preserve">), तेहिल्लाह ("स्तुति का भजन": </w:t>
       </w:r>
-      <w:hyperlink r:id="rId56">
-        <w:r>
-          <w:rPr>
-            <w:lang w:val="hi_IN" w:bidi="hi_IN"/>
-          </w:rPr>
-          <w:rPr>
-            <w:color w:val="0000EE"/>
-            <w:u w:val="single"/>
-          </w:rPr>
-          <w:t>भज 145</w:t>
-        </w:r>
-      </w:hyperlink>
+      <w:r>
+        <w:rPr>
+          <w:lang w:val="hi_IN" w:bidi="hi_IN"/>
+        </w:rPr>
+        <w:t>भज 145</w:t>
+      </w:r>
       <w:r>
         <w:rPr>
           <w:lang w:val="hi_IN" w:bidi="hi_IN"/>
         </w:rPr>
         <w:t xml:space="preserve">), हिग्गायोन ("ध्यान," अर्थ अज्ञात: </w:t>
       </w:r>
-      <w:hyperlink r:id="rId107">
-        <w:r>
-          <w:rPr>
-            <w:lang w:val="hi_IN" w:bidi="hi_IN"/>
-          </w:rPr>
-          <w:rPr>
-            <w:color w:val="0000EE"/>
-            <w:u w:val="single"/>
-          </w:rPr>
-          <w:t>भज 9:16</w:t>
-        </w:r>
-      </w:hyperlink>
+      <w:r>
+        <w:rPr>
+          <w:lang w:val="hi_IN" w:bidi="hi_IN"/>
+        </w:rPr>
+        <w:t>भज 9:16</w:t>
+      </w:r>
       <w:r>
         <w:rPr>
           <w:lang w:val="hi_IN" w:bidi="hi_IN"/>
         </w:rPr>
         <w:t xml:space="preserve">), और तोदाह ("धन्यवाद का भजन": </w:t>
       </w:r>
-      <w:hyperlink r:id="rId42">
-        <w:r>
-          <w:rPr>
-            <w:lang w:val="hi_IN" w:bidi="hi_IN"/>
-          </w:rPr>
-          <w:rPr>
-            <w:color w:val="0000EE"/>
-            <w:u w:val="single"/>
-          </w:rPr>
-          <w:t>भज 100</w:t>
-        </w:r>
-      </w:hyperlink>
+      <w:r>
+        <w:rPr>
+          <w:lang w:val="hi_IN" w:bidi="hi_IN"/>
+        </w:rPr>
+        <w:t>भज 100</w:t>
+      </w:r>
       <w:r>
         <w:rPr>
           <w:lang w:val="hi_IN" w:bidi="hi_IN"/>
@@ -3452,162 +2600,108 @@
         </w:rPr>
         <w:t>ज्ञानवर्धक या शिक्षाप्रद भजन संहिता (</w:t>
       </w:r>
-      <w:hyperlink r:id="rId14">
-        <w:r>
-          <w:rPr>
-            <w:lang w:val="hi_IN" w:bidi="hi_IN"/>
-          </w:rPr>
-          <w:rPr>
-            <w:color w:val="0000EE"/>
-            <w:u w:val="single"/>
-          </w:rPr>
-          <w:t>भज 1</w:t>
-        </w:r>
-      </w:hyperlink>
+      <w:r>
+        <w:rPr>
+          <w:lang w:val="hi_IN" w:bidi="hi_IN"/>
+        </w:rPr>
+        <w:t>भज 1</w:t>
+      </w:r>
       <w:r>
         <w:rPr>
           <w:lang w:val="hi_IN" w:bidi="hi_IN"/>
         </w:rPr>
         <w:t xml:space="preserve">, </w:t>
       </w:r>
-      <w:hyperlink r:id="rId108">
-        <w:r>
-          <w:rPr>
-            <w:lang w:val="hi_IN" w:bidi="hi_IN"/>
-          </w:rPr>
-          <w:rPr>
-            <w:color w:val="0000EE"/>
-            <w:u w:val="single"/>
-          </w:rPr>
-          <w:t>15</w:t>
-        </w:r>
-      </w:hyperlink>
+      <w:r>
+        <w:rPr>
+          <w:lang w:val="hi_IN" w:bidi="hi_IN"/>
+        </w:rPr>
+        <w:t>15</w:t>
+      </w:r>
       <w:r>
         <w:rPr>
           <w:lang w:val="hi_IN" w:bidi="hi_IN"/>
         </w:rPr>
         <w:t xml:space="preserve">, </w:t>
       </w:r>
-      <w:hyperlink r:id="rId109">
-        <w:r>
-          <w:rPr>
-            <w:lang w:val="hi_IN" w:bidi="hi_IN"/>
-          </w:rPr>
-          <w:rPr>
-            <w:color w:val="0000EE"/>
-            <w:u w:val="single"/>
-          </w:rPr>
-          <w:t>24</w:t>
-        </w:r>
-      </w:hyperlink>
+      <w:r>
+        <w:rPr>
+          <w:lang w:val="hi_IN" w:bidi="hi_IN"/>
+        </w:rPr>
+        <w:t>24</w:t>
+      </w:r>
       <w:r>
         <w:rPr>
           <w:lang w:val="hi_IN" w:bidi="hi_IN"/>
         </w:rPr>
         <w:t xml:space="preserve">, </w:t>
       </w:r>
-      <w:hyperlink r:id="rId110">
-        <w:r>
-          <w:rPr>
-            <w:lang w:val="hi_IN" w:bidi="hi_IN"/>
-          </w:rPr>
-          <w:rPr>
-            <w:color w:val="0000EE"/>
-            <w:u w:val="single"/>
-          </w:rPr>
-          <w:t>33</w:t>
-        </w:r>
-      </w:hyperlink>
+      <w:r>
+        <w:rPr>
+          <w:lang w:val="hi_IN" w:bidi="hi_IN"/>
+        </w:rPr>
+        <w:t>33</w:t>
+      </w:r>
       <w:r>
         <w:rPr>
           <w:lang w:val="hi_IN" w:bidi="hi_IN"/>
         </w:rPr>
         <w:t xml:space="preserve">, </w:t>
       </w:r>
-      <w:hyperlink r:id="rId78">
-        <w:r>
-          <w:rPr>
-            <w:lang w:val="hi_IN" w:bidi="hi_IN"/>
-          </w:rPr>
-          <w:rPr>
-            <w:color w:val="0000EE"/>
-            <w:u w:val="single"/>
-          </w:rPr>
-          <w:t>34</w:t>
-        </w:r>
-      </w:hyperlink>
+      <w:r>
+        <w:rPr>
+          <w:lang w:val="hi_IN" w:bidi="hi_IN"/>
+        </w:rPr>
+        <w:t>34</w:t>
+      </w:r>
       <w:r>
         <w:rPr>
           <w:lang w:val="hi_IN" w:bidi="hi_IN"/>
         </w:rPr>
         <w:t xml:space="preserve">, </w:t>
       </w:r>
-      <w:hyperlink r:id="rId111">
-        <w:r>
-          <w:rPr>
-            <w:lang w:val="hi_IN" w:bidi="hi_IN"/>
-          </w:rPr>
-          <w:rPr>
-            <w:color w:val="0000EE"/>
-            <w:u w:val="single"/>
-          </w:rPr>
-          <w:t>37</w:t>
-        </w:r>
-      </w:hyperlink>
+      <w:r>
+        <w:rPr>
+          <w:lang w:val="hi_IN" w:bidi="hi_IN"/>
+        </w:rPr>
+        <w:t>37</w:t>
+      </w:r>
       <w:r>
         <w:rPr>
           <w:lang w:val="hi_IN" w:bidi="hi_IN"/>
         </w:rPr>
         <w:t xml:space="preserve">, </w:t>
       </w:r>
-      <w:hyperlink r:id="rId38">
-        <w:r>
-          <w:rPr>
-            <w:lang w:val="hi_IN" w:bidi="hi_IN"/>
-          </w:rPr>
-          <w:rPr>
-            <w:color w:val="0000EE"/>
-            <w:u w:val="single"/>
-          </w:rPr>
-          <w:t>73</w:t>
-        </w:r>
-      </w:hyperlink>
+      <w:r>
+        <w:rPr>
+          <w:lang w:val="hi_IN" w:bidi="hi_IN"/>
+        </w:rPr>
+        <w:t>73</w:t>
+      </w:r>
       <w:r>
         <w:rPr>
           <w:lang w:val="hi_IN" w:bidi="hi_IN"/>
         </w:rPr>
         <w:t xml:space="preserve">, </w:t>
       </w:r>
-      <w:hyperlink r:id="rId71">
-        <w:r>
-          <w:rPr>
-            <w:lang w:val="hi_IN" w:bidi="hi_IN"/>
-          </w:rPr>
-          <w:rPr>
-            <w:color w:val="0000EE"/>
-            <w:u w:val="single"/>
-          </w:rPr>
-          <w:t>90</w:t>
-        </w:r>
-      </w:hyperlink>
+      <w:r>
+        <w:rPr>
+          <w:lang w:val="hi_IN" w:bidi="hi_IN"/>
+        </w:rPr>
+        <w:t>90</w:t>
+      </w:r>
       <w:r>
         <w:rPr>
           <w:lang w:val="hi_IN" w:bidi="hi_IN"/>
         </w:rPr>
         <w:t xml:space="preserve">, </w:t>
       </w:r>
-      <w:hyperlink r:id="rId52">
-        <w:r>
-          <w:rPr>
-            <w:lang w:val="hi_IN" w:bidi="hi_IN"/>
-          </w:rPr>
-          <w:rPr>
-            <w:color w:val="0000EE"/>
-            <w:u w:val="single"/>
-          </w:rPr>
-          <w:t>107</w:t>
-        </w:r>
-      </w:hyperlink>
+      <w:r>
+        <w:rPr>
+          <w:lang w:val="hi_IN" w:bidi="hi_IN"/>
+        </w:rPr>
+        <w:t>107</w:t>
+      </w:r>
       <w:r>
         <w:rPr>
           <w:lang w:val="hi_IN" w:bidi="hi_IN"/>
@@ -3650,108 +2744,72 @@
         </w:rPr>
         <w:t>स्तुति या धन्यवाद के भजन (</w:t>
       </w:r>
-      <w:hyperlink r:id="rId112">
-        <w:r>
-          <w:rPr>
-            <w:lang w:val="hi_IN" w:bidi="hi_IN"/>
-          </w:rPr>
-          <w:rPr>
-            <w:color w:val="0000EE"/>
-            <w:u w:val="single"/>
-          </w:rPr>
-          <w:t>भज 8</w:t>
-        </w:r>
-      </w:hyperlink>
+      <w:r>
+        <w:rPr>
+          <w:lang w:val="hi_IN" w:bidi="hi_IN"/>
+        </w:rPr>
+        <w:t>भज 8</w:t>
+      </w:r>
       <w:r>
         <w:rPr>
           <w:lang w:val="hi_IN" w:bidi="hi_IN"/>
         </w:rPr>
         <w:t xml:space="preserve">, </w:t>
       </w:r>
-      <w:hyperlink r:id="rId113">
-        <w:r>
-          <w:rPr>
-            <w:lang w:val="hi_IN" w:bidi="hi_IN"/>
-          </w:rPr>
-          <w:rPr>
-            <w:color w:val="0000EE"/>
-            <w:u w:val="single"/>
-          </w:rPr>
-          <w:t>19</w:t>
-        </w:r>
-      </w:hyperlink>
+      <w:r>
+        <w:rPr>
+          <w:lang w:val="hi_IN" w:bidi="hi_IN"/>
+        </w:rPr>
+        <w:t>19</w:t>
+      </w:r>
       <w:r>
         <w:rPr>
           <w:lang w:val="hi_IN" w:bidi="hi_IN"/>
         </w:rPr>
         <w:t xml:space="preserve">, </w:t>
       </w:r>
-      <w:hyperlink r:id="rId114">
-        <w:r>
-          <w:rPr>
-            <w:lang w:val="hi_IN" w:bidi="hi_IN"/>
-          </w:rPr>
-          <w:rPr>
-            <w:color w:val="0000EE"/>
-            <w:u w:val="single"/>
-          </w:rPr>
-          <w:t>29</w:t>
-        </w:r>
-      </w:hyperlink>
+      <w:r>
+        <w:rPr>
+          <w:lang w:val="hi_IN" w:bidi="hi_IN"/>
+        </w:rPr>
+        <w:t>29</w:t>
+      </w:r>
       <w:r>
         <w:rPr>
           <w:lang w:val="hi_IN" w:bidi="hi_IN"/>
         </w:rPr>
         <w:t xml:space="preserve">, </w:t>
       </w:r>
-      <w:hyperlink r:id="rId115">
-        <w:r>
-          <w:rPr>
-            <w:lang w:val="hi_IN" w:bidi="hi_IN"/>
-          </w:rPr>
-          <w:rPr>
-            <w:color w:val="0000EE"/>
-            <w:u w:val="single"/>
-          </w:rPr>
-          <w:t>65</w:t>
-        </w:r>
-      </w:hyperlink>
+      <w:r>
+        <w:rPr>
+          <w:lang w:val="hi_IN" w:bidi="hi_IN"/>
+        </w:rPr>
+        <w:t>65</w:t>
+      </w:r>
       <w:r>
         <w:rPr>
           <w:lang w:val="hi_IN" w:bidi="hi_IN"/>
         </w:rPr>
         <w:t xml:space="preserve">, </w:t>
       </w:r>
-      <w:hyperlink r:id="rId116">
-        <w:r>
-          <w:rPr>
-            <w:lang w:val="hi_IN" w:bidi="hi_IN"/>
-          </w:rPr>
-          <w:rPr>
-            <w:color w:val="0000EE"/>
-            <w:u w:val="single"/>
-          </w:rPr>
-          <w:t>67</w:t>
-        </w:r>
-      </w:hyperlink>
+      <w:r>
+        <w:rPr>
+          <w:lang w:val="hi_IN" w:bidi="hi_IN"/>
+        </w:rPr>
+        <w:t>67</w:t>
+      </w:r>
       <w:r>
         <w:rPr>
           <w:lang w:val="hi_IN" w:bidi="hi_IN"/>
         </w:rPr>
         <w:t xml:space="preserve">, </w:t>
       </w:r>
-      <w:hyperlink r:id="rId61">
-        <w:r>
-          <w:rPr>
-            <w:lang w:val="hi_IN" w:bidi="hi_IN"/>
-          </w:rPr>
-          <w:rPr>
-            <w:color w:val="0000EE"/>
-            <w:u w:val="single"/>
-          </w:rPr>
-          <w:t>114</w:t>
-        </w:r>
-      </w:hyperlink>
+      <w:r>
+        <w:rPr>
+          <w:lang w:val="hi_IN" w:bidi="hi_IN"/>
+        </w:rPr>
+        <w:t>114</w:t>
+      </w:r>
       <w:r>
         <w:rPr>
           <w:lang w:val="hi_IN" w:bidi="hi_IN"/>
@@ -3772,252 +2830,168 @@
         </w:rPr>
         <w:t>स्तुति के भजनों में कई उप-शैलियाँ शामिल हैं, जिनमें राजा के बारे में "राजकीय" भजन (</w:t>
       </w:r>
-      <w:hyperlink r:id="rId15">
-        <w:r>
-          <w:rPr>
-            <w:lang w:val="hi_IN" w:bidi="hi_IN"/>
-          </w:rPr>
-          <w:rPr>
-            <w:color w:val="0000EE"/>
-            <w:u w:val="single"/>
-          </w:rPr>
-          <w:t>भज 2</w:t>
-        </w:r>
-      </w:hyperlink>
+      <w:r>
+        <w:rPr>
+          <w:lang w:val="hi_IN" w:bidi="hi_IN"/>
+        </w:rPr>
+        <w:t>भज 2</w:t>
+      </w:r>
       <w:r>
         <w:rPr>
           <w:lang w:val="hi_IN" w:bidi="hi_IN"/>
         </w:rPr>
         <w:t xml:space="preserve">, </w:t>
       </w:r>
-      <w:hyperlink r:id="rId104">
-        <w:r>
-          <w:rPr>
-            <w:lang w:val="hi_IN" w:bidi="hi_IN"/>
-          </w:rPr>
-          <w:rPr>
-            <w:color w:val="0000EE"/>
-            <w:u w:val="single"/>
-          </w:rPr>
-          <w:t>45</w:t>
-        </w:r>
-      </w:hyperlink>
+      <w:r>
+        <w:rPr>
+          <w:lang w:val="hi_IN" w:bidi="hi_IN"/>
+        </w:rPr>
+        <w:t>45</w:t>
+      </w:r>
       <w:r>
         <w:rPr>
           <w:lang w:val="hi_IN" w:bidi="hi_IN"/>
         </w:rPr>
         <w:t xml:space="preserve">, </w:t>
       </w:r>
-      <w:hyperlink r:id="rId31">
-        <w:r>
-          <w:rPr>
-            <w:lang w:val="hi_IN" w:bidi="hi_IN"/>
-          </w:rPr>
-          <w:rPr>
-            <w:color w:val="0000EE"/>
-            <w:u w:val="single"/>
-          </w:rPr>
-          <w:t>72</w:t>
-        </w:r>
-      </w:hyperlink>
+      <w:r>
+        <w:rPr>
+          <w:lang w:val="hi_IN" w:bidi="hi_IN"/>
+        </w:rPr>
+        <w:t>72</w:t>
+      </w:r>
       <w:r>
         <w:rPr>
           <w:lang w:val="hi_IN" w:bidi="hi_IN"/>
         </w:rPr>
         <w:t xml:space="preserve">, </w:t>
       </w:r>
-      <w:hyperlink r:id="rId39">
-        <w:r>
-          <w:rPr>
-            <w:lang w:val="hi_IN" w:bidi="hi_IN"/>
-          </w:rPr>
-          <w:rPr>
-            <w:color w:val="0000EE"/>
-            <w:u w:val="single"/>
-          </w:rPr>
-          <w:t>89</w:t>
-        </w:r>
-      </w:hyperlink>
+      <w:r>
+        <w:rPr>
+          <w:lang w:val="hi_IN" w:bidi="hi_IN"/>
+        </w:rPr>
+        <w:t>89</w:t>
+      </w:r>
       <w:r>
         <w:rPr>
           <w:lang w:val="hi_IN" w:bidi="hi_IN"/>
         </w:rPr>
         <w:t xml:space="preserve">, </w:t>
       </w:r>
-      <w:hyperlink r:id="rId117">
-        <w:r>
-          <w:rPr>
-            <w:lang w:val="hi_IN" w:bidi="hi_IN"/>
-          </w:rPr>
-          <w:rPr>
-            <w:color w:val="0000EE"/>
-            <w:u w:val="single"/>
-          </w:rPr>
-          <w:t>110</w:t>
-        </w:r>
-      </w:hyperlink>
+      <w:r>
+        <w:rPr>
+          <w:lang w:val="hi_IN" w:bidi="hi_IN"/>
+        </w:rPr>
+        <w:t>110</w:t>
+      </w:r>
       <w:r>
         <w:rPr>
           <w:lang w:val="hi_IN" w:bidi="hi_IN"/>
         </w:rPr>
         <w:t>); प्रभु को राजत्व प्रदान करने वाले भजन (</w:t>
       </w:r>
-      <w:hyperlink r:id="rId118">
-        <w:r>
-          <w:rPr>
-            <w:lang w:val="hi_IN" w:bidi="hi_IN"/>
-          </w:rPr>
-          <w:rPr>
-            <w:color w:val="0000EE"/>
-            <w:u w:val="single"/>
-          </w:rPr>
-          <w:t>भज 93</w:t>
-        </w:r>
-      </w:hyperlink>
+      <w:r>
+        <w:rPr>
+          <w:lang w:val="hi_IN" w:bidi="hi_IN"/>
+        </w:rPr>
+        <w:t>भज 93</w:t>
+      </w:r>
       <w:r>
         <w:rPr>
           <w:lang w:val="hi_IN" w:bidi="hi_IN"/>
         </w:rPr>
         <w:t xml:space="preserve">, </w:t>
       </w:r>
-      <w:hyperlink r:id="rId119">
-        <w:r>
-          <w:rPr>
-            <w:lang w:val="hi_IN" w:bidi="hi_IN"/>
-          </w:rPr>
-          <w:rPr>
-            <w:color w:val="0000EE"/>
-            <w:u w:val="single"/>
-          </w:rPr>
-          <w:t>95–99</w:t>
-        </w:r>
-      </w:hyperlink>
+      <w:r>
+        <w:rPr>
+          <w:lang w:val="hi_IN" w:bidi="hi_IN"/>
+        </w:rPr>
+        <w:t>95–99</w:t>
+      </w:r>
       <w:r>
         <w:rPr>
           <w:lang w:val="hi_IN" w:bidi="hi_IN"/>
         </w:rPr>
         <w:t>); सृष्टि के बारे में भजन (</w:t>
       </w:r>
-      <w:hyperlink r:id="rId113">
-        <w:r>
-          <w:rPr>
-            <w:lang w:val="hi_IN" w:bidi="hi_IN"/>
-          </w:rPr>
-          <w:rPr>
-            <w:color w:val="0000EE"/>
-            <w:u w:val="single"/>
-          </w:rPr>
-          <w:t>भज 19</w:t>
-        </w:r>
-      </w:hyperlink>
+      <w:r>
+        <w:rPr>
+          <w:lang w:val="hi_IN" w:bidi="hi_IN"/>
+        </w:rPr>
+        <w:t>भज 19</w:t>
+      </w:r>
       <w:r>
         <w:rPr>
           <w:lang w:val="hi_IN" w:bidi="hi_IN"/>
         </w:rPr>
         <w:t xml:space="preserve">, </w:t>
       </w:r>
-      <w:hyperlink r:id="rId114">
-        <w:r>
-          <w:rPr>
-            <w:lang w:val="hi_IN" w:bidi="hi_IN"/>
-          </w:rPr>
-          <w:rPr>
-            <w:color w:val="0000EE"/>
-            <w:u w:val="single"/>
-          </w:rPr>
-          <w:t>29</w:t>
-        </w:r>
-      </w:hyperlink>
+      <w:r>
+        <w:rPr>
+          <w:lang w:val="hi_IN" w:bidi="hi_IN"/>
+        </w:rPr>
+        <w:t>29</w:t>
+      </w:r>
       <w:r>
         <w:rPr>
           <w:lang w:val="hi_IN" w:bidi="hi_IN"/>
         </w:rPr>
         <w:t xml:space="preserve">, </w:t>
       </w:r>
-      <w:hyperlink r:id="rId120">
-        <w:r>
-          <w:rPr>
-            <w:lang w:val="hi_IN" w:bidi="hi_IN"/>
-          </w:rPr>
-          <w:rPr>
-            <w:color w:val="0000EE"/>
-            <w:u w:val="single"/>
-          </w:rPr>
-          <w:t>104</w:t>
-        </w:r>
-      </w:hyperlink>
+      <w:r>
+        <w:rPr>
+          <w:lang w:val="hi_IN" w:bidi="hi_IN"/>
+        </w:rPr>
+        <w:t>104</w:t>
+      </w:r>
       <w:r>
         <w:rPr>
           <w:lang w:val="hi_IN" w:bidi="hi_IN"/>
         </w:rPr>
         <w:t>); और सिय्योन के बारे में भजन (</w:t>
       </w:r>
-      <w:hyperlink r:id="rId121">
-        <w:r>
-          <w:rPr>
-            <w:lang w:val="hi_IN" w:bidi="hi_IN"/>
-          </w:rPr>
-          <w:rPr>
-            <w:color w:val="0000EE"/>
-            <w:u w:val="single"/>
-          </w:rPr>
-          <w:t>भज 46</w:t>
-        </w:r>
-      </w:hyperlink>
+      <w:r>
+        <w:rPr>
+          <w:lang w:val="hi_IN" w:bidi="hi_IN"/>
+        </w:rPr>
+        <w:t>भज 46</w:t>
+      </w:r>
       <w:r>
         <w:rPr>
           <w:lang w:val="hi_IN" w:bidi="hi_IN"/>
         </w:rPr>
         <w:t xml:space="preserve">, </w:t>
       </w:r>
-      <w:hyperlink r:id="rId122">
-        <w:r>
-          <w:rPr>
-            <w:lang w:val="hi_IN" w:bidi="hi_IN"/>
-          </w:rPr>
-          <w:rPr>
-            <w:color w:val="0000EE"/>
-            <w:u w:val="single"/>
-          </w:rPr>
-          <w:t>48</w:t>
-        </w:r>
-      </w:hyperlink>
+      <w:r>
+        <w:rPr>
+          <w:lang w:val="hi_IN" w:bidi="hi_IN"/>
+        </w:rPr>
+        <w:t>48</w:t>
+      </w:r>
       <w:r>
         <w:rPr>
           <w:lang w:val="hi_IN" w:bidi="hi_IN"/>
         </w:rPr>
         <w:t xml:space="preserve">, </w:t>
       </w:r>
-      <w:hyperlink r:id="rId123">
-        <w:r>
-          <w:rPr>
-            <w:lang w:val="hi_IN" w:bidi="hi_IN"/>
-          </w:rPr>
-          <w:rPr>
-            <w:color w:val="0000EE"/>
-            <w:u w:val="single"/>
-          </w:rPr>
-          <w:t>84</w:t>
-        </w:r>
-      </w:hyperlink>
+      <w:r>
+        <w:rPr>
+          <w:lang w:val="hi_IN" w:bidi="hi_IN"/>
+        </w:rPr>
+        <w:t>84</w:t>
+      </w:r>
       <w:r>
         <w:rPr>
           <w:lang w:val="hi_IN" w:bidi="hi_IN"/>
         </w:rPr>
         <w:t xml:space="preserve">, </w:t>
       </w:r>
-      <w:hyperlink r:id="rId68">
-        <w:r>
-          <w:rPr>
-            <w:lang w:val="hi_IN" w:bidi="hi_IN"/>
-          </w:rPr>
-          <w:rPr>
-            <w:color w:val="0000EE"/>
-            <w:u w:val="single"/>
-          </w:rPr>
-          <w:t>87</w:t>
-        </w:r>
-      </w:hyperlink>
+      <w:r>
+        <w:rPr>
+          <w:lang w:val="hi_IN" w:bidi="hi_IN"/>
+        </w:rPr>
+        <w:t>87</w:t>
+      </w:r>
       <w:r>
         <w:rPr>
           <w:lang w:val="hi_IN" w:bidi="hi_IN"/>
@@ -4038,18 +3012,12 @@
         </w:rPr>
         <w:t xml:space="preserve">भजनों को पढ़ने का एक और तरीका यह है कि कई भजनों में निर्देश से समस्या की ओर, और समस्या से समर्पण एवं चरित्र के नवीनीकरण की ओर गति देखी जाती है। पाँच पुस्तकों के संग्रह के रूप में भजन संहिता मुख्यतः निर्देशात्मक स्वभाव का है। यह “निर्देश” (तोराह; देखें </w:t>
       </w:r>
-      <w:hyperlink r:id="rId124">
-        <w:r>
-          <w:rPr>
-            <w:lang w:val="hi_IN" w:bidi="hi_IN"/>
-          </w:rPr>
-          <w:rPr>
-            <w:color w:val="0000EE"/>
-            <w:u w:val="single"/>
-          </w:rPr>
-          <w:t>1:2</w:t>
-        </w:r>
-      </w:hyperlink>
+      <w:r>
+        <w:rPr>
+          <w:lang w:val="hi_IN" w:bidi="hi_IN"/>
+        </w:rPr>
+        <w:t>1:2</w:t>
+      </w:r>
       <w:r>
         <w:rPr>
           <w:lang w:val="hi_IN" w:bidi="hi_IN"/>
@@ -4081,72 +3049,48 @@
         </w:rPr>
         <w:t>भजन संहिता की पुस्तक में प्राचीन इस्राएल में संगीत निर्माण के बारे में बहुत सारी जानकारी है। अधिकांश भजन स्तुति, धन्यवाद, प्रार्थना और पश्चाताप के गीत हैं। कुछ भजनों का उपयोग विशिष्ट अवसरों पर किया जाता था, जैसे कि फसह पर (</w:t>
       </w:r>
-      <w:hyperlink r:id="rId46">
-        <w:r>
-          <w:rPr>
-            <w:lang w:val="hi_IN" w:bidi="hi_IN"/>
-          </w:rPr>
-          <w:rPr>
-            <w:color w:val="0000EE"/>
-            <w:u w:val="single"/>
-          </w:rPr>
-          <w:t>भज 113–118</w:t>
-        </w:r>
-      </w:hyperlink>
+      <w:r>
+        <w:rPr>
+          <w:lang w:val="hi_IN" w:bidi="hi_IN"/>
+        </w:rPr>
+        <w:t>भज 113–118</w:t>
+      </w:r>
       <w:r>
         <w:rPr>
           <w:lang w:val="hi_IN" w:bidi="hi_IN"/>
         </w:rPr>
         <w:t>), या वार्षिक त्योहारों के लिए यरूशलेम की यात्रा करते समय (</w:t>
       </w:r>
-      <w:hyperlink r:id="rId49">
-        <w:r>
-          <w:rPr>
-            <w:lang w:val="hi_IN" w:bidi="hi_IN"/>
-          </w:rPr>
-          <w:rPr>
-            <w:color w:val="0000EE"/>
-            <w:u w:val="single"/>
-          </w:rPr>
-          <w:t>भज 120–134</w:t>
-        </w:r>
-      </w:hyperlink>
+      <w:r>
+        <w:rPr>
+          <w:lang w:val="hi_IN" w:bidi="hi_IN"/>
+        </w:rPr>
+        <w:t>भज 120–134</w:t>
+      </w:r>
       <w:r>
         <w:rPr>
           <w:lang w:val="hi_IN" w:bidi="hi_IN"/>
         </w:rPr>
         <w:t xml:space="preserve">)। ऐसे ऐतिहासिक गीत भी हैं जो महान राष्ट्रीय घटनाओं से संबंधित हैं (उदाहरण के लिए, </w:t>
       </w:r>
-      <w:hyperlink r:id="rId91">
-        <w:r>
-          <w:rPr>
-            <w:lang w:val="hi_IN" w:bidi="hi_IN"/>
-          </w:rPr>
-          <w:rPr>
-            <w:color w:val="0000EE"/>
-            <w:u w:val="single"/>
-          </w:rPr>
-          <w:t>भज 30</w:t>
-        </w:r>
-      </w:hyperlink>
+      <w:r>
+        <w:rPr>
+          <w:lang w:val="hi_IN" w:bidi="hi_IN"/>
+        </w:rPr>
+        <w:t>भज 30</w:t>
+      </w:r>
       <w:r>
         <w:rPr>
           <w:lang w:val="hi_IN" w:bidi="hi_IN"/>
         </w:rPr>
         <w:t xml:space="preserve">, "मंदिर के समर्पण के लिए एक गीत" और </w:t>
       </w:r>
-      <w:hyperlink r:id="rId125">
-        <w:r>
-          <w:rPr>
-            <w:lang w:val="hi_IN" w:bidi="hi_IN"/>
-          </w:rPr>
-          <w:rPr>
-            <w:color w:val="0000EE"/>
-            <w:u w:val="single"/>
-          </w:rPr>
-          <w:t>भज 137</w:t>
-        </w:r>
-      </w:hyperlink>
+      <w:r>
+        <w:rPr>
+          <w:lang w:val="hi_IN" w:bidi="hi_IN"/>
+        </w:rPr>
+        <w:t>भज 137</w:t>
+      </w:r>
       <w:r>
         <w:rPr>
           <w:lang w:val="hi_IN" w:bidi="hi_IN"/>
@@ -4192,54 +3136,36 @@
         </w:rPr>
         <w:t xml:space="preserve">भजन संहिता चरित्र की गहराई, ज्ञान, ईमानदारी, और प्रामाणिकता का आदर्श हैं। लेकिन भजन संहिता में प्रार्थनाएँ केवल अनुकरण के लिए आदर्श नहीं हैं। वे धार्मिक जीवन के लिए परमेश्वर के निर्देश हैं, उनके तोराह का हिस्सा हैं (“निर्देश”; देखें </w:t>
       </w:r>
-      <w:hyperlink r:id="rId14">
-        <w:r>
-          <w:rPr>
-            <w:lang w:val="hi_IN" w:bidi="hi_IN"/>
-          </w:rPr>
-          <w:rPr>
-            <w:color w:val="0000EE"/>
-            <w:u w:val="single"/>
-          </w:rPr>
-          <w:t>भज 1</w:t>
-        </w:r>
-      </w:hyperlink>
+      <w:r>
+        <w:rPr>
+          <w:lang w:val="hi_IN" w:bidi="hi_IN"/>
+        </w:rPr>
+        <w:t>भज 1</w:t>
+      </w:r>
       <w:r>
         <w:rPr>
           <w:lang w:val="hi_IN" w:bidi="hi_IN"/>
         </w:rPr>
         <w:t xml:space="preserve">; </w:t>
       </w:r>
-      <w:hyperlink r:id="rId113">
-        <w:r>
-          <w:rPr>
-            <w:lang w:val="hi_IN" w:bidi="hi_IN"/>
-          </w:rPr>
-          <w:rPr>
-            <w:color w:val="0000EE"/>
-            <w:u w:val="single"/>
-          </w:rPr>
-          <w:t>19</w:t>
-        </w:r>
-      </w:hyperlink>
+      <w:r>
+        <w:rPr>
+          <w:lang w:val="hi_IN" w:bidi="hi_IN"/>
+        </w:rPr>
+        <w:t>19</w:t>
+      </w:r>
       <w:r>
         <w:rPr>
           <w:lang w:val="hi_IN" w:bidi="hi_IN"/>
         </w:rPr>
         <w:t xml:space="preserve">; </w:t>
       </w:r>
-      <w:hyperlink r:id="rId47">
-        <w:r>
-          <w:rPr>
-            <w:lang w:val="hi_IN" w:bidi="hi_IN"/>
-          </w:rPr>
-          <w:rPr>
-            <w:color w:val="0000EE"/>
-            <w:u w:val="single"/>
-          </w:rPr>
-          <w:t>119</w:t>
-        </w:r>
-      </w:hyperlink>
+      <w:r>
+        <w:rPr>
+          <w:lang w:val="hi_IN" w:bidi="hi_IN"/>
+        </w:rPr>
+        <w:t>119</w:t>
+      </w:r>
       <w:r>
         <w:rPr>
           <w:lang w:val="hi_IN" w:bidi="hi_IN"/>
@@ -4260,18 +3186,12 @@
         </w:rPr>
         <w:t xml:space="preserve">भजनकारों ने जीवन की क्षणभंगुर स्वभाव, दुख और मनुष्य द्वारा अनुभव की जाने वाली अनेक प्रकार की विपत्तियों पर विचार किया। जब भजनकारों ने अलगाव और पीड़ा का सामना किया, तो वे परमेश्वर की उपस्थिति, प्रावधान और सुरक्षा (उदाहरण के लिए, </w:t>
       </w:r>
-      <w:hyperlink r:id="rId126">
-        <w:r>
-          <w:rPr>
-            <w:lang w:val="hi_IN" w:bidi="hi_IN"/>
-          </w:rPr>
-          <w:rPr>
-            <w:color w:val="0000EE"/>
-            <w:u w:val="single"/>
-          </w:rPr>
-          <w:t>भज 23</w:t>
-        </w:r>
-      </w:hyperlink>
+      <w:r>
+        <w:rPr>
+          <w:lang w:val="hi_IN" w:bidi="hi_IN"/>
+        </w:rPr>
+        <w:t>भज 23</w:t>
+      </w:r>
       <w:r>
         <w:rPr>
           <w:lang w:val="hi_IN" w:bidi="hi_IN"/>
@@ -4292,54 +3212,36 @@
         </w:rPr>
         <w:t xml:space="preserve">भजन संहिता इस्राएल और दाऊद के वंश की असफलताओं को दर्शाता है। सबसे अच्छे धर्मी इस्राएली और राजा भी वह खुशी और शांति नहीं ला सके जिसके बारे में </w:t>
       </w:r>
-      <w:hyperlink r:id="rId14">
-        <w:r>
-          <w:rPr>
-            <w:lang w:val="hi_IN" w:bidi="hi_IN"/>
-          </w:rPr>
-          <w:rPr>
-            <w:color w:val="0000EE"/>
-            <w:u w:val="single"/>
-          </w:rPr>
-          <w:t>भजन संहिता 1</w:t>
-        </w:r>
-      </w:hyperlink>
+      <w:r>
+        <w:rPr>
+          <w:lang w:val="hi_IN" w:bidi="hi_IN"/>
+        </w:rPr>
+        <w:t>भजन संहिता 1</w:t>
+      </w:r>
       <w:r>
         <w:rPr>
           <w:lang w:val="hi_IN" w:bidi="hi_IN"/>
         </w:rPr>
         <w:t xml:space="preserve"> और </w:t>
       </w:r>
-      <w:hyperlink r:id="rId127">
-        <w:r>
-          <w:rPr>
-            <w:lang w:val="hi_IN" w:bidi="hi_IN"/>
-          </w:rPr>
-          <w:rPr>
-            <w:color w:val="0000EE"/>
-            <w:u w:val="single"/>
-          </w:rPr>
-          <w:t>2</w:t>
-        </w:r>
-      </w:hyperlink>
+      <w:r>
+        <w:rPr>
+          <w:lang w:val="hi_IN" w:bidi="hi_IN"/>
+        </w:rPr>
+        <w:t>2</w:t>
+      </w:r>
       <w:r>
         <w:rPr>
           <w:lang w:val="hi_IN" w:bidi="hi_IN"/>
         </w:rPr>
         <w:t xml:space="preserve"> बात करते हैं (देखें </w:t>
       </w:r>
-      <w:hyperlink r:id="rId31">
-        <w:r>
-          <w:rPr>
-            <w:lang w:val="hi_IN" w:bidi="hi_IN"/>
-          </w:rPr>
-          <w:rPr>
-            <w:color w:val="0000EE"/>
-            <w:u w:val="single"/>
-          </w:rPr>
-          <w:t>भज 72</w:t>
-        </w:r>
-      </w:hyperlink>
+      <w:r>
+        <w:rPr>
+          <w:lang w:val="hi_IN" w:bidi="hi_IN"/>
+        </w:rPr>
+        <w:t>भज 72</w:t>
+      </w:r>
       <w:r>
         <w:rPr>
           <w:lang w:val="hi_IN" w:bidi="hi_IN"/>
@@ -4360,324 +3262,216 @@
         </w:rPr>
         <w:t xml:space="preserve">भजन संहिता परमेश्वर के लोगों को पूर्ण मानव और आदर्श राजा, दाऊद के वंशज, जो पूर्ण निष्ठा रखते हैं, के रूप में यीशु मसीह के आगमन के लिए तैयार करते हैं। यीशु और प्रेरितों ने भजनों के प्रकाश में यीशु के जीवन और सेवकाई को समझा (देखें </w:t>
       </w:r>
-      <w:hyperlink r:id="rId128">
-        <w:r>
-          <w:rPr>
-            <w:lang w:val="hi_IN" w:bidi="hi_IN"/>
-          </w:rPr>
-          <w:rPr>
-            <w:color w:val="0000EE"/>
-            <w:u w:val="single"/>
-          </w:rPr>
-          <w:t>मत्ती 13:34–35</w:t>
-        </w:r>
-      </w:hyperlink>
+      <w:r>
+        <w:rPr>
+          <w:lang w:val="hi_IN" w:bidi="hi_IN"/>
+        </w:rPr>
+        <w:t>मत्ती 13:34–35</w:t>
+      </w:r>
       <w:r>
         <w:rPr>
           <w:lang w:val="hi_IN" w:bidi="hi_IN"/>
         </w:rPr>
         <w:t xml:space="preserve">; </w:t>
       </w:r>
-      <w:hyperlink r:id="rId129">
-        <w:r>
-          <w:rPr>
-            <w:lang w:val="hi_IN" w:bidi="hi_IN"/>
-          </w:rPr>
-          <w:rPr>
-            <w:color w:val="0000EE"/>
-            <w:u w:val="single"/>
-          </w:rPr>
-          <w:t>21:16</w:t>
-        </w:r>
-      </w:hyperlink>
+      <w:r>
+        <w:rPr>
+          <w:lang w:val="hi_IN" w:bidi="hi_IN"/>
+        </w:rPr>
+        <w:t>21:16</w:t>
+      </w:r>
       <w:r>
         <w:rPr>
           <w:lang w:val="hi_IN" w:bidi="hi_IN"/>
         </w:rPr>
         <w:t xml:space="preserve">, </w:t>
       </w:r>
-      <w:hyperlink r:id="rId130">
-        <w:r>
-          <w:rPr>
-            <w:lang w:val="hi_IN" w:bidi="hi_IN"/>
-          </w:rPr>
-          <w:rPr>
-            <w:color w:val="0000EE"/>
-            <w:u w:val="single"/>
-          </w:rPr>
-          <w:t>42</w:t>
-        </w:r>
-      </w:hyperlink>
+      <w:r>
+        <w:rPr>
+          <w:lang w:val="hi_IN" w:bidi="hi_IN"/>
+        </w:rPr>
+        <w:t>42</w:t>
+      </w:r>
       <w:r>
         <w:rPr>
           <w:lang w:val="hi_IN" w:bidi="hi_IN"/>
         </w:rPr>
         <w:t xml:space="preserve">; </w:t>
       </w:r>
-      <w:hyperlink r:id="rId131">
-        <w:r>
-          <w:rPr>
-            <w:lang w:val="hi_IN" w:bidi="hi_IN"/>
-          </w:rPr>
-          <w:rPr>
-            <w:color w:val="0000EE"/>
-            <w:u w:val="single"/>
-          </w:rPr>
-          <w:t>23:39</w:t>
-        </w:r>
-      </w:hyperlink>
+      <w:r>
+        <w:rPr>
+          <w:lang w:val="hi_IN" w:bidi="hi_IN"/>
+        </w:rPr>
+        <w:t>23:39</w:t>
+      </w:r>
       <w:r>
         <w:rPr>
           <w:lang w:val="hi_IN" w:bidi="hi_IN"/>
         </w:rPr>
         <w:t xml:space="preserve">; </w:t>
       </w:r>
-      <w:hyperlink r:id="rId132">
-        <w:r>
-          <w:rPr>
-            <w:lang w:val="hi_IN" w:bidi="hi_IN"/>
-          </w:rPr>
-          <w:rPr>
-            <w:color w:val="0000EE"/>
-            <w:u w:val="single"/>
-          </w:rPr>
-          <w:t>यूह 2:17</w:t>
-        </w:r>
-      </w:hyperlink>
+      <w:r>
+        <w:rPr>
+          <w:lang w:val="hi_IN" w:bidi="hi_IN"/>
+        </w:rPr>
+        <w:t>यूह 2:17</w:t>
+      </w:r>
       <w:r>
         <w:rPr>
           <w:lang w:val="hi_IN" w:bidi="hi_IN"/>
         </w:rPr>
         <w:t xml:space="preserve">; </w:t>
       </w:r>
-      <w:hyperlink r:id="rId133">
-        <w:r>
-          <w:rPr>
-            <w:lang w:val="hi_IN" w:bidi="hi_IN"/>
-          </w:rPr>
-          <w:rPr>
-            <w:color w:val="0000EE"/>
-            <w:u w:val="single"/>
-          </w:rPr>
-          <w:t>15:25</w:t>
-        </w:r>
-      </w:hyperlink>
+      <w:r>
+        <w:rPr>
+          <w:lang w:val="hi_IN" w:bidi="hi_IN"/>
+        </w:rPr>
+        <w:t>15:25</w:t>
+      </w:r>
       <w:r>
         <w:rPr>
           <w:lang w:val="hi_IN" w:bidi="hi_IN"/>
         </w:rPr>
         <w:t xml:space="preserve">; </w:t>
       </w:r>
-      <w:hyperlink r:id="rId134">
-        <w:r>
-          <w:rPr>
-            <w:lang w:val="hi_IN" w:bidi="hi_IN"/>
-          </w:rPr>
-          <w:rPr>
-            <w:color w:val="0000EE"/>
-            <w:u w:val="single"/>
-          </w:rPr>
-          <w:t>19:24</w:t>
-        </w:r>
-      </w:hyperlink>
+      <w:r>
+        <w:rPr>
+          <w:lang w:val="hi_IN" w:bidi="hi_IN"/>
+        </w:rPr>
+        <w:t>19:24</w:t>
+      </w:r>
       <w:r>
         <w:rPr>
           <w:lang w:val="hi_IN" w:bidi="hi_IN"/>
         </w:rPr>
         <w:t xml:space="preserve">, </w:t>
       </w:r>
-      <w:hyperlink r:id="rId135">
-        <w:r>
-          <w:rPr>
-            <w:lang w:val="hi_IN" w:bidi="hi_IN"/>
-          </w:rPr>
-          <w:rPr>
-            <w:color w:val="0000EE"/>
-            <w:u w:val="single"/>
-          </w:rPr>
-          <w:t>28</w:t>
-        </w:r>
-      </w:hyperlink>
+      <w:r>
+        <w:rPr>
+          <w:lang w:val="hi_IN" w:bidi="hi_IN"/>
+        </w:rPr>
+        <w:t>28</w:t>
+      </w:r>
       <w:r>
         <w:rPr>
           <w:lang w:val="hi_IN" w:bidi="hi_IN"/>
         </w:rPr>
         <w:t xml:space="preserve">, </w:t>
       </w:r>
-      <w:hyperlink r:id="rId136">
-        <w:r>
-          <w:rPr>
-            <w:lang w:val="hi_IN" w:bidi="hi_IN"/>
-          </w:rPr>
-          <w:rPr>
-            <w:color w:val="0000EE"/>
-            <w:u w:val="single"/>
-          </w:rPr>
-          <w:t>36</w:t>
-        </w:r>
-      </w:hyperlink>
+      <w:r>
+        <w:rPr>
+          <w:lang w:val="hi_IN" w:bidi="hi_IN"/>
+        </w:rPr>
+        <w:t>36</w:t>
+      </w:r>
       <w:r>
         <w:rPr>
           <w:lang w:val="hi_IN" w:bidi="hi_IN"/>
         </w:rPr>
         <w:t xml:space="preserve">; </w:t>
       </w:r>
-      <w:hyperlink r:id="rId137">
-        <w:r>
-          <w:rPr>
-            <w:lang w:val="hi_IN" w:bidi="hi_IN"/>
-          </w:rPr>
-          <w:rPr>
-            <w:color w:val="0000EE"/>
-            <w:u w:val="single"/>
-          </w:rPr>
-          <w:t>प्रेरि 2:22–35</w:t>
-        </w:r>
-      </w:hyperlink>
+      <w:r>
+        <w:rPr>
+          <w:lang w:val="hi_IN" w:bidi="hi_IN"/>
+        </w:rPr>
+        <w:t>प्रेरि 2:22–35</w:t>
+      </w:r>
       <w:r>
         <w:rPr>
           <w:lang w:val="hi_IN" w:bidi="hi_IN"/>
         </w:rPr>
         <w:t xml:space="preserve">; </w:t>
       </w:r>
-      <w:hyperlink r:id="rId138">
-        <w:r>
-          <w:rPr>
-            <w:lang w:val="hi_IN" w:bidi="hi_IN"/>
-          </w:rPr>
-          <w:rPr>
-            <w:color w:val="0000EE"/>
-            <w:u w:val="single"/>
-          </w:rPr>
-          <w:t>4:11</w:t>
-        </w:r>
-      </w:hyperlink>
+      <w:r>
+        <w:rPr>
+          <w:lang w:val="hi_IN" w:bidi="hi_IN"/>
+        </w:rPr>
+        <w:t>4:11</w:t>
+      </w:r>
       <w:r>
         <w:rPr>
           <w:lang w:val="hi_IN" w:bidi="hi_IN"/>
         </w:rPr>
         <w:t xml:space="preserve">; </w:t>
       </w:r>
-      <w:hyperlink r:id="rId139">
-        <w:r>
-          <w:rPr>
-            <w:lang w:val="hi_IN" w:bidi="hi_IN"/>
-          </w:rPr>
-          <w:rPr>
-            <w:color w:val="0000EE"/>
-            <w:u w:val="single"/>
-          </w:rPr>
-          <w:t>13:32–38</w:t>
-        </w:r>
-      </w:hyperlink>
+      <w:r>
+        <w:rPr>
+          <w:lang w:val="hi_IN" w:bidi="hi_IN"/>
+        </w:rPr>
+        <w:t>13:32–38</w:t>
+      </w:r>
       <w:r>
         <w:rPr>
           <w:lang w:val="hi_IN" w:bidi="hi_IN"/>
         </w:rPr>
         <w:t xml:space="preserve">; </w:t>
       </w:r>
-      <w:hyperlink r:id="rId140">
-        <w:r>
-          <w:rPr>
-            <w:lang w:val="hi_IN" w:bidi="hi_IN"/>
-          </w:rPr>
-          <w:rPr>
-            <w:color w:val="0000EE"/>
-            <w:u w:val="single"/>
-          </w:rPr>
-          <w:t>रोम 15:3</w:t>
-        </w:r>
-      </w:hyperlink>
+      <w:r>
+        <w:rPr>
+          <w:lang w:val="hi_IN" w:bidi="hi_IN"/>
+        </w:rPr>
+        <w:t>रोम 15:3</w:t>
+      </w:r>
       <w:r>
         <w:rPr>
           <w:lang w:val="hi_IN" w:bidi="hi_IN"/>
         </w:rPr>
         <w:t xml:space="preserve">; </w:t>
       </w:r>
-      <w:hyperlink r:id="rId141">
-        <w:r>
-          <w:rPr>
-            <w:lang w:val="hi_IN" w:bidi="hi_IN"/>
-          </w:rPr>
-          <w:rPr>
-            <w:color w:val="0000EE"/>
-            <w:u w:val="single"/>
-          </w:rPr>
-          <w:t>1 कुरि 15:25–27</w:t>
-        </w:r>
-      </w:hyperlink>
+      <w:r>
+        <w:rPr>
+          <w:lang w:val="hi_IN" w:bidi="hi_IN"/>
+        </w:rPr>
+        <w:t>1 कुरि 15:25–27</w:t>
+      </w:r>
       <w:r>
         <w:rPr>
           <w:lang w:val="hi_IN" w:bidi="hi_IN"/>
         </w:rPr>
         <w:t xml:space="preserve">; </w:t>
       </w:r>
-      <w:hyperlink r:id="rId142">
-        <w:r>
-          <w:rPr>
-            <w:lang w:val="hi_IN" w:bidi="hi_IN"/>
-          </w:rPr>
-          <w:rPr>
-            <w:color w:val="0000EE"/>
-            <w:u w:val="single"/>
-          </w:rPr>
-          <w:t>इफि 4:7–10</w:t>
-        </w:r>
-      </w:hyperlink>
+      <w:r>
+        <w:rPr>
+          <w:lang w:val="hi_IN" w:bidi="hi_IN"/>
+        </w:rPr>
+        <w:t>इफि 4:7–10</w:t>
+      </w:r>
       <w:r>
         <w:rPr>
           <w:lang w:val="hi_IN" w:bidi="hi_IN"/>
         </w:rPr>
         <w:t xml:space="preserve">; </w:t>
       </w:r>
-      <w:hyperlink r:id="rId143">
-        <w:r>
-          <w:rPr>
-            <w:lang w:val="hi_IN" w:bidi="hi_IN"/>
-          </w:rPr>
-          <w:rPr>
-            <w:color w:val="0000EE"/>
-            <w:u w:val="single"/>
-          </w:rPr>
-          <w:t>1 पत 2:7</w:t>
-        </w:r>
-      </w:hyperlink>
+      <w:r>
+        <w:rPr>
+          <w:lang w:val="hi_IN" w:bidi="hi_IN"/>
+        </w:rPr>
+        <w:t>1 पत 2:7</w:t>
+      </w:r>
       <w:r>
         <w:rPr>
           <w:lang w:val="hi_IN" w:bidi="hi_IN"/>
         </w:rPr>
         <w:t>)। यीशु मनुष्यों की दुनिया में आये और भजन संहिता में पाए जाने वाले तौर-तरीकों को जिया, जिसमें अपमान, पीड़ा, मृत्यु, निर्दोष ठहराया जाना, और महिमा शामिल हैं। वह एकमात्र मनुष्य हैं जिन्होंने पूरी तरह से परमेश्वर को प्रसन्न किया है (</w:t>
       </w:r>
-      <w:hyperlink r:id="rId14">
-        <w:r>
-          <w:rPr>
-            <w:lang w:val="hi_IN" w:bidi="hi_IN"/>
-          </w:rPr>
-          <w:rPr>
-            <w:color w:val="0000EE"/>
-            <w:u w:val="single"/>
-          </w:rPr>
-          <w:t>भज 1</w:t>
-        </w:r>
-      </w:hyperlink>
+      <w:r>
+        <w:rPr>
+          <w:lang w:val="hi_IN" w:bidi="hi_IN"/>
+        </w:rPr>
+        <w:t>भज 1</w:t>
+      </w:r>
       <w:r>
         <w:rPr>
           <w:lang w:val="hi_IN" w:bidi="hi_IN"/>
         </w:rPr>
         <w:t>)। वे मसीह और राजा हैं (</w:t>
       </w:r>
-      <w:hyperlink r:id="rId15">
-        <w:r>
-          <w:rPr>
-            <w:lang w:val="hi_IN" w:bidi="hi_IN"/>
-          </w:rPr>
-          <w:rPr>
-            <w:color w:val="0000EE"/>
-            <w:u w:val="single"/>
-          </w:rPr>
-          <w:t>भज 2</w:t>
-        </w:r>
-      </w:hyperlink>
+      <w:r>
+        <w:rPr>
+          <w:lang w:val="hi_IN" w:bidi="hi_IN"/>
+        </w:rPr>
+        <w:t>भज 2</w:t>
+      </w:r>
       <w:r>
         <w:rPr>
           <w:lang w:val="hi_IN" w:bidi="hi_IN"/>
